--- a/03-《秋季必背册子·建筑构造》.docx
+++ b/03-《秋季必背册子·建筑构造》.docx
@@ -676,9 +676,10 @@
             <v:stroke joinstyle="miter"/>
             <v:path gradientshapeok="t" o:connecttype="rect"/>
           </v:shapetype>
-          <v:shape id="1027" type="#_x0000_t202" filled="f" stroked="f" style="position:absolute;margin-left:-1.0pt;margin-top:15.39pt;width:7.85pt;height:9.15pt;z-index:3;mso-position-horizontal-relative:text;mso-position-vertical-relative:text;mso-width-relative:page;mso-height-relative:page;mso-wrap-distance-left:0.0pt;mso-wrap-distance-right:0.0pt;visibility:visible;">
-            <v:stroke on="f"/>
+          <v:shape id="1028" type="#_x0000_t202" filled="f" stroked="f" style="position:absolute;margin-left:-1.0pt;margin-top:15.39pt;width:7.85pt;height:9.15pt;z-index:3;mso-position-horizontal-relative:text;mso-position-vertical-relative:text;mso-width-relative:page;mso-height-relative:page;mso-wrap-distance-left:0.0pt;mso-wrap-distance-right:0.0pt;visibility:visible;">
+            <v:stroke on="f" joinstyle="miter"/>
             <v:fill/>
+            <v:path o:connecttype="rect" gradientshapeok="t"/>
             <v:textbox inset="0.0pt,0.0pt,0.0pt,0.0pt">
               <w:txbxContent>
                 <w:p>
@@ -1068,7 +1069,7 @@
             <wp:extent cx="1346186" cy="1092223"/>
             <wp:effectExtent l="0" t="0" r="0" b="0"/>
             <wp:wrapNone/>
-            <wp:docPr id="1028" name="IM 4"/>
+            <wp:docPr id="1029" name="IM 4"/>
             <wp:cNvGraphicFramePr>
               <a:graphicFrameLocks xmlns:a="http://schemas.openxmlformats.org/drawingml/2006/main" noChangeAspect="false" noSelect="false" noResize="false" noGrp="false"/>
             </wp:cNvGraphicFramePr>
@@ -2165,7 +2166,7 @@
             <wp:extent cx="1600146" cy="1098533"/>
             <wp:effectExtent l="0" t="0" r="0" b="0"/>
             <wp:wrapNone/>
-            <wp:docPr id="1029" name="IM 8"/>
+            <wp:docPr id="1030" name="IM 8"/>
             <wp:cNvGraphicFramePr>
               <a:graphicFrameLocks xmlns:a="http://schemas.openxmlformats.org/drawingml/2006/main" noChangeAspect="false" noSelect="false" noResize="false" noGrp="false"/>
             </wp:cNvGraphicFramePr>
@@ -3060,7 +3061,7 @@
             <wp:extent cx="1593794" cy="1111151"/>
             <wp:effectExtent l="0" t="0" r="0" b="0"/>
             <wp:wrapNone/>
-            <wp:docPr id="1030" name="IM 12"/>
+            <wp:docPr id="1031" name="IM 12"/>
             <wp:cNvGraphicFramePr>
               <a:graphicFrameLocks xmlns:a="http://schemas.openxmlformats.org/drawingml/2006/main" noChangeAspect="false" noSelect="false" noResize="false" noGrp="false"/>
             </wp:cNvGraphicFramePr>
@@ -3897,7 +3898,7 @@
           <wp:inline distL="0" distT="0" distB="0" distR="0">
             <wp:extent cx="1320776" cy="1098639"/>
             <wp:effectExtent l="0" t="0" r="0" b="0"/>
-            <wp:docPr id="1031" name="IM 14"/>
+            <wp:docPr id="1032" name="IM 14"/>
             <wp:cNvGraphicFramePr>
               <a:graphicFrameLocks xmlns:a="http://schemas.openxmlformats.org/drawingml/2006/main" noChangeAspect="false" noSelect="false" noResize="false" noGrp="false"/>
             </wp:cNvGraphicFramePr>
@@ -4979,7 +4980,7 @@
           <wp:inline distL="0" distT="0" distB="0" distR="0">
             <wp:extent cx="1371598" cy="1073148"/>
             <wp:effectExtent l="0" t="0" r="0" b="0"/>
-            <wp:docPr id="1032" name="IM 18"/>
+            <wp:docPr id="1033" name="IM 18"/>
             <wp:cNvGraphicFramePr>
               <a:graphicFrameLocks xmlns:a="http://schemas.openxmlformats.org/drawingml/2006/main" noChangeAspect="false" noSelect="false" noResize="false" noGrp="false"/>
             </wp:cNvGraphicFramePr>
@@ -5691,7 +5692,7 @@
           <wp:inline distL="0" distT="0" distB="0" distR="0">
             <wp:extent cx="1314423" cy="1085873"/>
             <wp:effectExtent l="0" t="0" r="0" b="0"/>
-            <wp:docPr id="1033" name="IM 20"/>
+            <wp:docPr id="1034" name="IM 20"/>
             <wp:cNvGraphicFramePr>
               <a:graphicFrameLocks xmlns:a="http://schemas.openxmlformats.org/drawingml/2006/main" noChangeAspect="false" noSelect="false" noResize="false" noGrp="false"/>
             </wp:cNvGraphicFramePr>
@@ -5699,7 +5700,7 @@
               <a:graphicData uri="http://schemas.openxmlformats.org/drawingml/2006/picture">
                 <pic:pic xmlns:pic="http://schemas.openxmlformats.org/drawingml/2006/picture">
                   <pic:nvPicPr>
-                    <pic:cNvPr id="8" name="IM 20"/>
+                    <pic:cNvPr id="9" name="IM 20"/>
                     <pic:cNvPicPr/>
                   </pic:nvPicPr>
                   <pic:blipFill>
@@ -6479,7 +6480,7 @@
           <wp:inline distL="0" distT="0" distB="0" distR="0">
             <wp:extent cx="1314423" cy="1085873"/>
             <wp:effectExtent l="0" t="0" r="0" b="0"/>
-            <wp:docPr id="1034" name="IM 22"/>
+            <wp:docPr id="1035" name="IM 22"/>
             <wp:cNvGraphicFramePr>
               <a:graphicFrameLocks xmlns:a="http://schemas.openxmlformats.org/drawingml/2006/main" noChangeAspect="false" noSelect="false" noResize="false" noGrp="false"/>
             </wp:cNvGraphicFramePr>
@@ -6487,7 +6488,7 @@
               <a:graphicData uri="http://schemas.openxmlformats.org/drawingml/2006/picture">
                 <pic:pic xmlns:pic="http://schemas.openxmlformats.org/drawingml/2006/picture">
                   <pic:nvPicPr>
-                    <pic:cNvPr id="9" name="IM 22"/>
+                    <pic:cNvPr id="10" name="IM 22"/>
                     <pic:cNvPicPr/>
                   </pic:nvPicPr>
                   <pic:blipFill>
@@ -6535,7 +6536,7 @@
           <wp:inline distL="0" distT="0" distB="0" distR="0">
             <wp:extent cx="1530342" cy="557960"/>
             <wp:effectExtent l="0" t="0" r="0" b="0"/>
-            <wp:docPr id="1035" name="IM 24"/>
+            <wp:docPr id="1036" name="IM 24"/>
             <wp:cNvGraphicFramePr>
               <a:graphicFrameLocks xmlns:a="http://schemas.openxmlformats.org/drawingml/2006/main" noChangeAspect="false" noSelect="false" noResize="false" noGrp="false"/>
             </wp:cNvGraphicFramePr>
@@ -6543,7 +6544,7 @@
               <a:graphicData uri="http://schemas.openxmlformats.org/drawingml/2006/picture">
                 <pic:pic xmlns:pic="http://schemas.openxmlformats.org/drawingml/2006/picture">
                   <pic:nvPicPr>
-                    <pic:cNvPr id="5" name="IM 24"/>
+                    <pic:cNvPr id="11" name="IM 24"/>
                     <pic:cNvPicPr/>
                   </pic:nvPicPr>
                   <pic:blipFill>
@@ -7813,9 +7814,10 @@
       <w:r>
         <w:rPr/>
         <w:pict>
-          <v:shape id="1036" type="#_x0000_t202" filled="f" stroked="f" style="position:absolute;margin-left:194.5pt;margin-top:1.94pt;width:170.05pt;height:30.65pt;z-index:7;mso-position-horizontal-relative:text;mso-position-vertical-relative:text;mso-width-relative:page;mso-height-relative:page;mso-wrap-distance-left:0.0pt;mso-wrap-distance-right:0.0pt;visibility:visible;">
-            <v:stroke on="f"/>
+          <v:shape id="1037" type="#_x0000_t202" filled="f" stroked="f" style="position:absolute;margin-left:194.5pt;margin-top:1.94pt;width:170.05pt;height:30.65pt;z-index:7;mso-position-horizontal-relative:text;mso-position-vertical-relative:text;mso-width-relative:page;mso-height-relative:page;mso-wrap-distance-left:0.0pt;mso-wrap-distance-right:0.0pt;visibility:visible;">
+            <v:stroke on="f" joinstyle="miter"/>
             <v:fill/>
+            <v:path o:connecttype="rect" gradientshapeok="t"/>
             <v:textbox inset="0.0pt,0.0pt,0.0pt,0.0pt">
               <w:txbxContent>
                 <w:p>
@@ -7999,7 +8001,7 @@
             <wp:extent cx="1568459" cy="1117567"/>
             <wp:effectExtent l="0" t="0" r="0" b="0"/>
             <wp:wrapNone/>
-            <wp:docPr id="1037" name="IM 26"/>
+            <wp:docPr id="1038" name="IM 26"/>
             <wp:cNvGraphicFramePr>
               <a:graphicFrameLocks xmlns:a="http://schemas.openxmlformats.org/drawingml/2006/main" noChangeAspect="false" noSelect="false" noResize="false" noGrp="false"/>
             </wp:cNvGraphicFramePr>
@@ -8007,7 +8009,7 @@
               <a:graphicData uri="http://schemas.openxmlformats.org/drawingml/2006/picture">
                 <pic:pic xmlns:pic="http://schemas.openxmlformats.org/drawingml/2006/picture">
                   <pic:nvPicPr>
-                    <pic:cNvPr id="10" name="IM 26"/>
+                    <pic:cNvPr id="12" name="IM 26"/>
                     <pic:cNvPicPr/>
                   </pic:nvPicPr>
                   <pic:blipFill>
@@ -8848,7 +8850,7 @@
           <wp:inline distL="0" distT="0" distB="0" distR="0">
             <wp:extent cx="1301717" cy="1060530"/>
             <wp:effectExtent l="0" t="0" r="0" b="0"/>
-            <wp:docPr id="1038" name="IM 28"/>
+            <wp:docPr id="1039" name="IM 28"/>
             <wp:cNvGraphicFramePr>
               <a:graphicFrameLocks xmlns:a="http://schemas.openxmlformats.org/drawingml/2006/main" noChangeAspect="false" noSelect="false" noResize="false" noGrp="false"/>
             </wp:cNvGraphicFramePr>
@@ -8856,7 +8858,7 @@
               <a:graphicData uri="http://schemas.openxmlformats.org/drawingml/2006/picture">
                 <pic:pic xmlns:pic="http://schemas.openxmlformats.org/drawingml/2006/picture">
                   <pic:nvPicPr>
-                    <pic:cNvPr id="11" name="IM 28"/>
+                    <pic:cNvPr id="13" name="IM 28"/>
                     <pic:cNvPicPr/>
                   </pic:nvPicPr>
                   <pic:blipFill>
@@ -9803,7 +9805,7 @@
             <wp:extent cx="1593794" cy="1174668"/>
             <wp:effectExtent l="0" t="0" r="0" b="0"/>
             <wp:wrapNone/>
-            <wp:docPr id="1039" name="IM 30"/>
+            <wp:docPr id="1040" name="IM 30"/>
             <wp:cNvGraphicFramePr>
               <a:graphicFrameLocks xmlns:a="http://schemas.openxmlformats.org/drawingml/2006/main" noChangeAspect="false" noSelect="false" noResize="false" noGrp="false"/>
             </wp:cNvGraphicFramePr>
@@ -9811,7 +9813,7 @@
               <a:graphicData uri="http://schemas.openxmlformats.org/drawingml/2006/picture">
                 <pic:pic xmlns:pic="http://schemas.openxmlformats.org/drawingml/2006/picture">
                   <pic:nvPicPr>
-                    <pic:cNvPr id="12" name="IM 30"/>
+                    <pic:cNvPr id="14" name="IM 30"/>
                     <pic:cNvPicPr/>
                   </pic:nvPicPr>
                   <pic:blipFill>
@@ -10697,7 +10699,7 @@
           <wp:inline distL="0" distT="0" distB="0" distR="0">
             <wp:extent cx="1314423" cy="1092289"/>
             <wp:effectExtent l="0" t="0" r="0" b="0"/>
-            <wp:docPr id="1040" name="IM 32"/>
+            <wp:docPr id="1041" name="IM 32"/>
             <wp:cNvGraphicFramePr>
               <a:graphicFrameLocks xmlns:a="http://schemas.openxmlformats.org/drawingml/2006/main" noChangeAspect="false" noSelect="false" noResize="false" noGrp="false"/>
             </wp:cNvGraphicFramePr>
@@ -10705,7 +10707,7 @@
               <a:graphicData uri="http://schemas.openxmlformats.org/drawingml/2006/picture">
                 <pic:pic xmlns:pic="http://schemas.openxmlformats.org/drawingml/2006/picture">
                   <pic:nvPicPr>
-                    <pic:cNvPr id="13" name="IM 32"/>
+                    <pic:cNvPr id="15" name="IM 32"/>
                     <pic:cNvPicPr/>
                   </pic:nvPicPr>
                   <pic:blipFill>
@@ -11706,7 +11708,7 @@
           <wp:inline distL="0" distT="0" distB="0" distR="0">
             <wp:extent cx="1562106" cy="1123942"/>
             <wp:effectExtent l="0" t="0" r="0" b="0"/>
-            <wp:docPr id="1041" name="IM 34"/>
+            <wp:docPr id="1042" name="IM 34"/>
             <wp:cNvGraphicFramePr>
               <a:graphicFrameLocks xmlns:a="http://schemas.openxmlformats.org/drawingml/2006/main" noChangeAspect="false" noSelect="false" noResize="false" noGrp="false"/>
             </wp:cNvGraphicFramePr>
@@ -11714,7 +11716,7 @@
               <a:graphicData uri="http://schemas.openxmlformats.org/drawingml/2006/picture">
                 <pic:pic xmlns:pic="http://schemas.openxmlformats.org/drawingml/2006/picture">
                   <pic:nvPicPr>
-                    <pic:cNvPr id="14" name="IM 34"/>
+                    <pic:cNvPr id="16" name="IM 34"/>
                     <pic:cNvPicPr/>
                   </pic:nvPicPr>
                   <pic:blipFill>
@@ -12525,7 +12527,7 @@
           <wp:inline distL="0" distT="0" distB="0" distR="0">
             <wp:extent cx="1244618" cy="1054114"/>
             <wp:effectExtent l="0" t="0" r="0" b="0"/>
-            <wp:docPr id="1042" name="IM 36"/>
+            <wp:docPr id="1043" name="IM 36"/>
             <wp:cNvGraphicFramePr>
               <a:graphicFrameLocks xmlns:a="http://schemas.openxmlformats.org/drawingml/2006/main" noChangeAspect="false" noSelect="false" noResize="false" noGrp="false"/>
             </wp:cNvGraphicFramePr>
@@ -12533,7 +12535,7 @@
               <a:graphicData uri="http://schemas.openxmlformats.org/drawingml/2006/picture">
                 <pic:pic xmlns:pic="http://schemas.openxmlformats.org/drawingml/2006/picture">
                   <pic:nvPicPr>
-                    <pic:cNvPr id="15" name="IM 36"/>
+                    <pic:cNvPr id="17" name="IM 36"/>
                     <pic:cNvPicPr/>
                   </pic:nvPicPr>
                   <pic:blipFill>
@@ -13191,9 +13193,10 @@
       <w:r>
         <w:rPr/>
         <w:pict>
-          <v:shape id="1043" type="#_x0000_t202" filled="f" stroked="f" style="position:absolute;margin-left:-1.0pt;margin-top:-0.52pt;width:34.4pt;height:15.25pt;z-index:9;mso-position-horizontal-relative:text;mso-position-vertical-relative:text;mso-width-relative:page;mso-height-relative:page;mso-wrap-distance-left:0.0pt;mso-wrap-distance-right:0.0pt;visibility:visible;">
-            <v:stroke on="f"/>
+          <v:shape id="1044" type="#_x0000_t202" filled="f" stroked="f" style="position:absolute;margin-left:-1.0pt;margin-top:-0.52pt;width:34.4pt;height:15.25pt;z-index:9;mso-position-horizontal-relative:text;mso-position-vertical-relative:text;mso-width-relative:page;mso-height-relative:page;mso-wrap-distance-left:0.0pt;mso-wrap-distance-right:0.0pt;visibility:visible;">
+            <v:stroke on="f" joinstyle="miter"/>
             <v:fill/>
+            <v:path o:connecttype="rect" gradientshapeok="t"/>
             <v:textbox inset="0.0pt,0.0pt,0.0pt,0.0pt">
               <w:txbxContent>
                 <w:p>
@@ -13226,9 +13229,10 @@
       <w:r>
         <w:rPr/>
         <w:pict>
-          <v:shape id="1044" type="#_x0000_t202" filled="f" stroked="f" style="position:absolute;margin-left:8.5pt;margin-top:14.19pt;width:31.65pt;height:12.0pt;z-index:10;mso-position-horizontal-relative:text;mso-position-vertical-relative:text;mso-width-relative:page;mso-height-relative:page;mso-wrap-distance-left:0.0pt;mso-wrap-distance-right:0.0pt;visibility:visible;">
-            <v:stroke on="f"/>
+          <v:shape id="1045" type="#_x0000_t202" filled="f" stroked="f" style="position:absolute;margin-left:8.5pt;margin-top:14.19pt;width:31.65pt;height:12.0pt;z-index:10;mso-position-horizontal-relative:text;mso-position-vertical-relative:text;mso-width-relative:page;mso-height-relative:page;mso-wrap-distance-left:0.0pt;mso-wrap-distance-right:0.0pt;visibility:visible;">
+            <v:stroke on="f" joinstyle="miter"/>
             <v:fill/>
+            <v:path o:connecttype="rect" gradientshapeok="t"/>
             <v:textbox inset="0.0pt,0.0pt,0.0pt,0.0pt">
               <w:txbxContent>
                 <w:p>
@@ -13486,7 +13490,7 @@
           <wp:inline distL="0" distT="0" distB="0" distR="0">
             <wp:extent cx="1320776" cy="1098599"/>
             <wp:effectExtent l="0" t="0" r="0" b="0"/>
-            <wp:docPr id="1045" name="IM 38"/>
+            <wp:docPr id="1046" name="IM 38"/>
             <wp:cNvGraphicFramePr>
               <a:graphicFrameLocks xmlns:a="http://schemas.openxmlformats.org/drawingml/2006/main" noChangeAspect="false" noSelect="false" noResize="false" noGrp="false"/>
             </wp:cNvGraphicFramePr>
@@ -13494,7 +13498,7 @@
               <a:graphicData uri="http://schemas.openxmlformats.org/drawingml/2006/picture">
                 <pic:pic xmlns:pic="http://schemas.openxmlformats.org/drawingml/2006/picture">
                   <pic:nvPicPr>
-                    <pic:cNvPr id="16" name="IM 38"/>
+                    <pic:cNvPr id="18" name="IM 38"/>
                     <pic:cNvPicPr/>
                   </pic:nvPicPr>
                   <pic:blipFill>
@@ -14203,7 +14207,7 @@
           <wp:inline distL="0" distT="0" distB="0" distR="0">
             <wp:extent cx="1403286" cy="1079564"/>
             <wp:effectExtent l="0" t="0" r="0" b="0"/>
-            <wp:docPr id="1046" name="IM 40"/>
+            <wp:docPr id="1047" name="IM 40"/>
             <wp:cNvGraphicFramePr>
               <a:graphicFrameLocks xmlns:a="http://schemas.openxmlformats.org/drawingml/2006/main" noChangeAspect="false" noSelect="false" noResize="false" noGrp="false"/>
             </wp:cNvGraphicFramePr>
@@ -14211,7 +14215,7 @@
               <a:graphicData uri="http://schemas.openxmlformats.org/drawingml/2006/picture">
                 <pic:pic xmlns:pic="http://schemas.openxmlformats.org/drawingml/2006/picture">
                   <pic:nvPicPr>
-                    <pic:cNvPr id="17" name="IM 40"/>
+                    <pic:cNvPr id="19" name="IM 40"/>
                     <pic:cNvPicPr/>
                   </pic:nvPicPr>
                   <pic:blipFill>
@@ -14463,7 +14467,7 @@
           <wp:inline distL="0" distT="0" distB="0" distR="0">
             <wp:extent cx="254035" cy="6414"/>
             <wp:effectExtent l="0" t="0" r="0" b="0"/>
-            <wp:docPr id="1047" name="IM 42"/>
+            <wp:docPr id="1048" name="IM 42"/>
             <wp:cNvGraphicFramePr>
               <a:graphicFrameLocks xmlns:a="http://schemas.openxmlformats.org/drawingml/2006/main" noChangeAspect="false" noSelect="false" noResize="false" noGrp="false"/>
             </wp:cNvGraphicFramePr>
@@ -14471,7 +14475,7 @@
               <a:graphicData uri="http://schemas.openxmlformats.org/drawingml/2006/picture">
                 <pic:pic xmlns:pic="http://schemas.openxmlformats.org/drawingml/2006/picture">
                   <pic:nvPicPr>
-                    <pic:cNvPr id="18" name="IM 42"/>
+                    <pic:cNvPr id="20" name="IM 42"/>
                     <pic:cNvPicPr/>
                   </pic:nvPicPr>
                   <pic:blipFill>
@@ -14920,9 +14924,10 @@
       <w:r>
         <w:rPr/>
         <w:pict>
-          <v:shape id="1048" type="#_x0000_t202" filled="f" stroked="f" style="position:absolute;margin-left:-1.0pt;margin-top:14.43pt;width:15.75pt;height:11.05pt;z-index:11;mso-position-horizontal-relative:text;mso-position-vertical-relative:text;mso-width-relative:page;mso-height-relative:page;mso-wrap-distance-left:0.0pt;mso-wrap-distance-right:0.0pt;visibility:visible;">
-            <v:stroke on="f"/>
+          <v:shape id="1049" type="#_x0000_t202" filled="f" stroked="f" style="position:absolute;margin-left:-1.0pt;margin-top:14.43pt;width:15.75pt;height:11.05pt;z-index:11;mso-position-horizontal-relative:text;mso-position-vertical-relative:text;mso-width-relative:page;mso-height-relative:page;mso-wrap-distance-left:0.0pt;mso-wrap-distance-right:0.0pt;visibility:visible;">
+            <v:stroke on="f" joinstyle="miter"/>
             <v:fill/>
+            <v:path o:connecttype="rect" gradientshapeok="t"/>
             <v:textbox inset="0.0pt,0.0pt,0.0pt,0.0pt">
               <w:txbxContent>
                 <w:p>
@@ -15200,7 +15205,7 @@
           <wp:inline distL="0" distT="0" distB="0" distR="0">
             <wp:extent cx="1581089" cy="1225529"/>
             <wp:effectExtent l="0" t="0" r="0" b="0"/>
-            <wp:docPr id="1049" name="IM 44"/>
+            <wp:docPr id="1050" name="IM 44"/>
             <wp:cNvGraphicFramePr>
               <a:graphicFrameLocks xmlns:a="http://schemas.openxmlformats.org/drawingml/2006/main" noChangeAspect="false" noSelect="false" noResize="false" noGrp="false"/>
             </wp:cNvGraphicFramePr>
@@ -15208,7 +15213,7 @@
               <a:graphicData uri="http://schemas.openxmlformats.org/drawingml/2006/picture">
                 <pic:pic xmlns:pic="http://schemas.openxmlformats.org/drawingml/2006/picture">
                   <pic:nvPicPr>
-                    <pic:cNvPr id="19" name="IM 44"/>
+                    <pic:cNvPr id="21" name="IM 44"/>
                     <pic:cNvPicPr/>
                   </pic:nvPicPr>
                   <pic:blipFill>
@@ -15756,9 +15761,10 @@
       <w:r>
         <w:rPr/>
         <w:pict>
-          <v:shape id="1050" type="#_x0000_t202" filled="f" stroked="f" style="position:absolute;margin-left:-1.0pt;margin-top:13.73pt;width:57.7pt;height:27.7pt;z-index:13;mso-position-horizontal-relative:text;mso-position-vertical-relative:text;mso-width-relative:page;mso-height-relative:page;mso-wrap-distance-left:0.0pt;mso-wrap-distance-right:0.0pt;visibility:visible;">
-            <v:stroke on="f"/>
+          <v:shape id="1051" type="#_x0000_t202" filled="f" stroked="f" style="position:absolute;margin-left:-1.0pt;margin-top:13.73pt;width:57.7pt;height:27.7pt;z-index:13;mso-position-horizontal-relative:text;mso-position-vertical-relative:text;mso-width-relative:page;mso-height-relative:page;mso-wrap-distance-left:0.0pt;mso-wrap-distance-right:0.0pt;visibility:visible;">
+            <v:stroke on="f" joinstyle="miter"/>
             <v:fill/>
+            <v:path o:connecttype="rect" gradientshapeok="t"/>
             <v:textbox inset="0.0pt,0.0pt,0.0pt,0.0pt">
               <w:txbxContent>
                 <w:p>
@@ -16129,7 +16135,7 @@
             <wp:extent cx="1600147" cy="1117674"/>
             <wp:effectExtent l="0" t="0" r="0" b="0"/>
             <wp:wrapNone/>
-            <wp:docPr id="1051" name="IM 46"/>
+            <wp:docPr id="1052" name="IM 46"/>
             <wp:cNvGraphicFramePr>
               <a:graphicFrameLocks xmlns:a="http://schemas.openxmlformats.org/drawingml/2006/main" noChangeAspect="false" noSelect="false" noResize="false" noGrp="false"/>
             </wp:cNvGraphicFramePr>
@@ -16137,7 +16143,7 @@
               <a:graphicData uri="http://schemas.openxmlformats.org/drawingml/2006/picture">
                 <pic:pic xmlns:pic="http://schemas.openxmlformats.org/drawingml/2006/picture">
                   <pic:nvPicPr>
-                    <pic:cNvPr id="20" name="IM 46"/>
+                    <pic:cNvPr id="22" name="IM 46"/>
                     <pic:cNvPicPr/>
                   </pic:nvPicPr>
                   <pic:blipFill>
@@ -16196,7 +16202,7 @@
           <wp:inline distL="0" distT="0" distB="0" distR="0">
             <wp:extent cx="1536695" cy="557960"/>
             <wp:effectExtent l="0" t="0" r="0" b="0"/>
-            <wp:docPr id="1052" name="IM 48"/>
+            <wp:docPr id="1053" name="IM 48"/>
             <wp:cNvGraphicFramePr>
               <a:graphicFrameLocks xmlns:a="http://schemas.openxmlformats.org/drawingml/2006/main" noChangeAspect="false" noSelect="false" noResize="false" noGrp="false"/>
             </wp:cNvGraphicFramePr>
@@ -16204,7 +16210,7 @@
               <a:graphicData uri="http://schemas.openxmlformats.org/drawingml/2006/picture">
                 <pic:pic xmlns:pic="http://schemas.openxmlformats.org/drawingml/2006/picture">
                   <pic:nvPicPr>
-                    <pic:cNvPr id="21" name="IM 48"/>
+                    <pic:cNvPr id="23" name="IM 48"/>
                     <pic:cNvPicPr/>
                   </pic:nvPicPr>
                   <pic:blipFill>
@@ -17049,7 +17055,7 @@
             <wp:extent cx="1581089" cy="1104841"/>
             <wp:effectExtent l="0" t="0" r="0" b="0"/>
             <wp:wrapNone/>
-            <wp:docPr id="1053" name="IM 50"/>
+            <wp:docPr id="1054" name="IM 50"/>
             <wp:cNvGraphicFramePr>
               <a:graphicFrameLocks xmlns:a="http://schemas.openxmlformats.org/drawingml/2006/main" noChangeAspect="false" noSelect="false" noResize="false" noGrp="false"/>
             </wp:cNvGraphicFramePr>
@@ -17057,7 +17063,7 @@
               <a:graphicData uri="http://schemas.openxmlformats.org/drawingml/2006/picture">
                 <pic:pic xmlns:pic="http://schemas.openxmlformats.org/drawingml/2006/picture">
                   <pic:nvPicPr>
-                    <pic:cNvPr id="22" name="IM 50"/>
+                    <pic:cNvPr id="24" name="IM 50"/>
                     <pic:cNvPicPr/>
                   </pic:nvPicPr>
                   <pic:blipFill>
@@ -17476,9 +17482,10 @@
       <w:r>
         <w:rPr/>
         <w:pict>
-          <v:shape id="1054" type="#_x0000_t202" filled="f" stroked="f" style="position:absolute;margin-left:207.5pt;margin-top:-0.74pt;width:57.2pt;height:11.5pt;z-index:16;mso-position-horizontal-relative:text;mso-position-vertical-relative:text;mso-width-relative:page;mso-height-relative:page;mso-wrap-distance-left:0.0pt;mso-wrap-distance-right:0.0pt;visibility:visible;">
-            <v:stroke on="f"/>
+          <v:shape id="1055" type="#_x0000_t202" filled="f" stroked="f" style="position:absolute;margin-left:207.5pt;margin-top:-0.74pt;width:57.2pt;height:11.5pt;z-index:16;mso-position-horizontal-relative:text;mso-position-vertical-relative:text;mso-width-relative:page;mso-height-relative:page;mso-wrap-distance-left:0.0pt;mso-wrap-distance-right:0.0pt;visibility:visible;">
+            <v:stroke on="f" joinstyle="miter"/>
             <v:fill/>
+            <v:path o:connecttype="rect" gradientshapeok="t"/>
             <v:textbox inset="0.0pt,0.0pt,0.0pt,0.0pt">
               <w:txbxContent>
                 <w:p>
@@ -17908,9 +17915,10 @@
       <w:r>
         <w:rPr/>
         <w:pict>
-          <v:shape id="1055" type="#_x0000_t202" filled="f" stroked="f" style="position:absolute;margin-left:-1.0pt;margin-top:14.78pt;width:24.15pt;height:12.0pt;z-index:17;mso-position-horizontal-relative:text;mso-position-vertical-relative:text;mso-width-relative:page;mso-height-relative:page;mso-wrap-distance-left:0.0pt;mso-wrap-distance-right:0.0pt;visibility:visible;">
-            <v:stroke on="f"/>
+          <v:shape id="1056" type="#_x0000_t202" filled="f" stroked="f" style="position:absolute;margin-left:-1.0pt;margin-top:14.78pt;width:24.15pt;height:12.0pt;z-index:17;mso-position-horizontal-relative:text;mso-position-vertical-relative:text;mso-width-relative:page;mso-height-relative:page;mso-wrap-distance-left:0.0pt;mso-wrap-distance-right:0.0pt;visibility:visible;">
+            <v:stroke on="f" joinstyle="miter"/>
             <v:fill/>
+            <v:path o:connecttype="rect" gradientshapeok="t"/>
             <v:textbox inset="0.0pt,0.0pt,0.0pt,0.0pt">
               <w:txbxContent>
                 <w:p>
@@ -18254,7 +18262,7 @@
             <wp:extent cx="1581089" cy="1117567"/>
             <wp:effectExtent l="0" t="0" r="0" b="0"/>
             <wp:wrapNone/>
-            <wp:docPr id="1056" name="IM 54"/>
+            <wp:docPr id="1057" name="IM 54"/>
             <wp:cNvGraphicFramePr>
               <a:graphicFrameLocks xmlns:a="http://schemas.openxmlformats.org/drawingml/2006/main" noChangeAspect="false" noSelect="false" noResize="false" noGrp="false"/>
             </wp:cNvGraphicFramePr>
@@ -18262,7 +18270,7 @@
               <a:graphicData uri="http://schemas.openxmlformats.org/drawingml/2006/picture">
                 <pic:pic xmlns:pic="http://schemas.openxmlformats.org/drawingml/2006/picture">
                   <pic:nvPicPr>
-                    <pic:cNvPr id="23" name="IM 54"/>
+                    <pic:cNvPr id="25" name="IM 54"/>
                     <pic:cNvPicPr/>
                   </pic:nvPicPr>
                   <pic:blipFill>
@@ -18478,7 +18486,7 @@
             <wp:extent cx="7556496" cy="10693400"/>
             <wp:effectExtent l="0" t="0" r="0" b="0"/>
             <wp:wrapNone/>
-            <wp:docPr id="1057" name="IM 56"/>
+            <wp:docPr id="1058" name="IM 56"/>
             <wp:cNvGraphicFramePr>
               <a:graphicFrameLocks xmlns:a="http://schemas.openxmlformats.org/drawingml/2006/main" noChangeAspect="false" noSelect="false" noResize="false" noGrp="false"/>
             </wp:cNvGraphicFramePr>
@@ -18486,7 +18494,7 @@
               <a:graphicData uri="http://schemas.openxmlformats.org/drawingml/2006/picture">
                 <pic:pic xmlns:pic="http://schemas.openxmlformats.org/drawingml/2006/picture">
                   <pic:nvPicPr>
-                    <pic:cNvPr id="25" name="IM 56"/>
+                    <pic:cNvPr id="27" name="IM 56"/>
                     <pic:cNvPicPr/>
                   </pic:nvPicPr>
                   <pic:blipFill>
@@ -19496,9 +19504,10 @@
       <w:r>
         <w:rPr/>
         <w:pict>
-          <v:shape id="1058" type="#_x0000_t202" filled="f" stroked="f" style="position:absolute;margin-left:-1.0pt;margin-top:46.32pt;width:33.05pt;height:15.25pt;z-index:20;mso-position-horizontal-relative:text;mso-position-vertical-relative:text;mso-width-relative:page;mso-height-relative:page;mso-wrap-distance-left:0.0pt;mso-wrap-distance-right:0.0pt;visibility:visible;">
-            <v:stroke on="f"/>
+          <v:shape id="1059" type="#_x0000_t202" filled="f" stroked="f" style="position:absolute;margin-left:-1.0pt;margin-top:46.32pt;width:33.05pt;height:15.25pt;z-index:20;mso-position-horizontal-relative:text;mso-position-vertical-relative:text;mso-width-relative:page;mso-height-relative:page;mso-wrap-distance-left:0.0pt;mso-wrap-distance-right:0.0pt;visibility:visible;">
+            <v:stroke on="f" joinstyle="miter"/>
             <v:fill/>
+            <v:path o:connecttype="rect" gradientshapeok="t"/>
             <v:textbox inset="0.0pt,0.0pt,0.0pt,0.0pt">
               <w:txbxContent>
                 <w:p>
@@ -19578,9 +19587,10 @@
       <w:r>
         <w:rPr/>
         <w:pict>
-          <v:shape id="1059" type="#_x0000_t202" filled="f" stroked="f" style="position:absolute;margin-left:6.5pt;margin-top:14.33pt;width:32.7pt;height:12.0pt;z-index:21;mso-position-horizontal-relative:text;mso-position-vertical-relative:text;mso-width-relative:page;mso-height-relative:page;mso-wrap-distance-left:0.0pt;mso-wrap-distance-right:0.0pt;visibility:visible;">
-            <v:stroke on="f"/>
+          <v:shape id="1060" type="#_x0000_t202" filled="f" stroked="f" style="position:absolute;margin-left:6.5pt;margin-top:14.33pt;width:32.7pt;height:12.0pt;z-index:21;mso-position-horizontal-relative:text;mso-position-vertical-relative:text;mso-width-relative:page;mso-height-relative:page;mso-wrap-distance-left:0.0pt;mso-wrap-distance-right:0.0pt;visibility:visible;">
+            <v:stroke on="f" joinstyle="miter"/>
             <v:fill/>
+            <v:path o:connecttype="rect" gradientshapeok="t"/>
             <v:textbox inset="0.0pt,0.0pt,0.0pt,0.0pt">
               <w:txbxContent>
                 <w:p>
@@ -19850,10 +19860,10 @@
             <wp:positionV relativeFrom="paragraph">
               <wp:posOffset>530198</wp:posOffset>
             </wp:positionV>
-            <wp:extent cx="1587442" cy="1117566"/>
+            <wp:extent cx="1587442" cy="1117565"/>
             <wp:effectExtent l="0" t="0" r="0" b="0"/>
             <wp:wrapNone/>
-            <wp:docPr id="1060" name="IM 60"/>
+            <wp:docPr id="1061" name="IM 60"/>
             <wp:cNvGraphicFramePr>
               <a:graphicFrameLocks xmlns:a="http://schemas.openxmlformats.org/drawingml/2006/main" noChangeAspect="false" noSelect="false" noResize="false" noGrp="false"/>
             </wp:cNvGraphicFramePr>
@@ -19861,7 +19871,7 @@
               <a:graphicData uri="http://schemas.openxmlformats.org/drawingml/2006/picture">
                 <pic:pic xmlns:pic="http://schemas.openxmlformats.org/drawingml/2006/picture">
                   <pic:nvPicPr>
-                    <pic:cNvPr id="26" name="IM 60"/>
+                    <pic:cNvPr id="28" name="IM 60"/>
                     <pic:cNvPicPr/>
                   </pic:nvPicPr>
                   <pic:blipFill>
@@ -19872,7 +19882,7 @@
                   <pic:spPr>
                     <a:xfrm rot="0">
                       <a:off x="0" y="0"/>
-                      <a:ext cx="1587442" cy="1117566"/>
+                      <a:ext cx="1587442" cy="1117565"/>
                     </a:xfrm>
                     <a:prstGeom prst="rect"/>
                   </pic:spPr>
@@ -21123,9 +21133,10 @@
       <w:r>
         <w:rPr/>
         <w:pict>
-          <v:shape id="1061" type="#_x0000_t202" filled="f" stroked="f" style="position:absolute;margin-left:-1.0pt;margin-top:14.23pt;width:57.2pt;height:12.0pt;z-index:22;mso-position-horizontal-relative:text;mso-position-vertical-relative:text;mso-width-relative:page;mso-height-relative:page;mso-wrap-distance-left:0.0pt;mso-wrap-distance-right:0.0pt;visibility:visible;">
-            <v:stroke on="f"/>
+          <v:shape id="1062" type="#_x0000_t202" filled="f" stroked="f" style="position:absolute;margin-left:-1.0pt;margin-top:14.23pt;width:57.2pt;height:12.0pt;z-index:22;mso-position-horizontal-relative:text;mso-position-vertical-relative:text;mso-width-relative:page;mso-height-relative:page;mso-wrap-distance-left:0.0pt;mso-wrap-distance-right:0.0pt;visibility:visible;">
+            <v:stroke on="f" joinstyle="miter"/>
             <v:fill/>
+            <v:path o:connecttype="rect" gradientshapeok="t"/>
             <v:textbox inset="0.0pt,0.0pt,0.0pt,0.0pt">
               <w:txbxContent>
                 <w:p>
@@ -21419,7 +21430,7 @@
           <wp:inline distL="0" distT="0" distB="0" distR="0">
             <wp:extent cx="1327129" cy="1098599"/>
             <wp:effectExtent l="0" t="0" r="0" b="0"/>
-            <wp:docPr id="1062" name="IM 62"/>
+            <wp:docPr id="1063" name="IM 62"/>
             <wp:cNvGraphicFramePr>
               <a:graphicFrameLocks xmlns:a="http://schemas.openxmlformats.org/drawingml/2006/main" noChangeAspect="false" noSelect="false" noResize="false" noGrp="false"/>
             </wp:cNvGraphicFramePr>
@@ -21427,7 +21438,7 @@
               <a:graphicData uri="http://schemas.openxmlformats.org/drawingml/2006/picture">
                 <pic:pic xmlns:pic="http://schemas.openxmlformats.org/drawingml/2006/picture">
                   <pic:nvPicPr>
-                    <pic:cNvPr id="28" name="IM 62"/>
+                    <pic:cNvPr id="30" name="IM 62"/>
                     <pic:cNvPicPr/>
                   </pic:nvPicPr>
                   <pic:blipFill>
@@ -22141,9 +22152,10 @@
       <w:r>
         <w:rPr/>
         <w:pict>
-          <v:shape id="1063" type="#_x0000_t202" filled="f" stroked="f" style="position:absolute;margin-left:-1.0pt;margin-top:13.76pt;width:32.7pt;height:12.0pt;z-index:24;mso-position-horizontal-relative:text;mso-position-vertical-relative:text;mso-width-relative:page;mso-height-relative:page;mso-wrap-distance-left:0.0pt;mso-wrap-distance-right:0.0pt;visibility:visible;">
-            <v:stroke on="f"/>
+          <v:shape id="1064" type="#_x0000_t202" filled="f" stroked="f" style="position:absolute;margin-left:-1.0pt;margin-top:13.76pt;width:32.7pt;height:12.0pt;z-index:24;mso-position-horizontal-relative:text;mso-position-vertical-relative:text;mso-width-relative:page;mso-height-relative:page;mso-wrap-distance-left:0.0pt;mso-wrap-distance-right:0.0pt;visibility:visible;">
+            <v:stroke on="f" joinstyle="miter"/>
             <v:fill/>
+            <v:path o:connecttype="rect" gradientshapeok="t"/>
             <v:textbox inset="0.0pt,0.0pt,0.0pt,0.0pt">
               <w:txbxContent>
                 <w:p>
@@ -22486,7 +22498,7 @@
             <wp:extent cx="1581088" cy="1104841"/>
             <wp:effectExtent l="0" t="0" r="0" b="0"/>
             <wp:wrapNone/>
-            <wp:docPr id="1064" name="IM 64"/>
+            <wp:docPr id="1065" name="IM 64"/>
             <wp:cNvGraphicFramePr>
               <a:graphicFrameLocks xmlns:a="http://schemas.openxmlformats.org/drawingml/2006/main" noChangeAspect="false" noSelect="false" noResize="false" noGrp="false"/>
             </wp:cNvGraphicFramePr>
@@ -22494,7 +22506,7 @@
               <a:graphicData uri="http://schemas.openxmlformats.org/drawingml/2006/picture">
                 <pic:pic xmlns:pic="http://schemas.openxmlformats.org/drawingml/2006/picture">
                   <pic:nvPicPr>
-                    <pic:cNvPr id="29" name="IM 64"/>
+                    <pic:cNvPr id="31" name="IM 64"/>
                     <pic:cNvPicPr/>
                   </pic:nvPicPr>
                   <pic:blipFill>
@@ -23300,9 +23312,10 @@
       <w:r>
         <w:rPr/>
         <w:pict>
-          <v:shape id="1065" type="#_x0000_t202" filled="f" stroked="f" style="position:absolute;margin-left:-1.0pt;margin-top:-0.25pt;width:31.65pt;height:12.0pt;z-index:25;mso-position-horizontal-relative:text;mso-position-vertical-relative:text;mso-width-relative:page;mso-height-relative:page;mso-wrap-distance-left:0.0pt;mso-wrap-distance-right:0.0pt;visibility:visible;">
-            <v:stroke on="f"/>
+          <v:shape id="1066" type="#_x0000_t202" filled="f" stroked="f" style="position:absolute;margin-left:-1.0pt;margin-top:-0.25pt;width:31.65pt;height:12.0pt;z-index:25;mso-position-horizontal-relative:text;mso-position-vertical-relative:text;mso-width-relative:page;mso-height-relative:page;mso-wrap-distance-left:0.0pt;mso-wrap-distance-right:0.0pt;visibility:visible;">
+            <v:stroke on="f" joinstyle="miter"/>
             <v:fill/>
+            <v:path o:connecttype="rect" gradientshapeok="t"/>
             <v:textbox inset="0.0pt,0.0pt,0.0pt,0.0pt">
               <w:txbxContent>
                 <w:p>
@@ -23565,7 +23578,7 @@
           <wp:inline distL="0" distT="0" distB="0" distR="0">
             <wp:extent cx="1339834" cy="1111217"/>
             <wp:effectExtent l="0" t="0" r="0" b="0"/>
-            <wp:docPr id="1066" name="IM 66"/>
+            <wp:docPr id="1067" name="IM 66"/>
             <wp:cNvGraphicFramePr>
               <a:graphicFrameLocks xmlns:a="http://schemas.openxmlformats.org/drawingml/2006/main" noChangeAspect="false" noSelect="false" noResize="false" noGrp="false"/>
             </wp:cNvGraphicFramePr>
@@ -23573,7 +23586,7 @@
               <a:graphicData uri="http://schemas.openxmlformats.org/drawingml/2006/picture">
                 <pic:pic xmlns:pic="http://schemas.openxmlformats.org/drawingml/2006/picture">
                   <pic:nvPicPr>
-                    <pic:cNvPr id="30" name="IM 66"/>
+                    <pic:cNvPr id="32" name="IM 66"/>
                     <pic:cNvPicPr/>
                   </pic:nvPicPr>
                   <pic:blipFill>
@@ -23621,7 +23634,7 @@
           <wp:inline distL="0" distT="0" distB="0" distR="0">
             <wp:extent cx="1536695" cy="557960"/>
             <wp:effectExtent l="0" t="0" r="0" b="0"/>
-            <wp:docPr id="1067" name="IM 68"/>
+            <wp:docPr id="1068" name="IM 68"/>
             <wp:cNvGraphicFramePr>
               <a:graphicFrameLocks xmlns:a="http://schemas.openxmlformats.org/drawingml/2006/main" noChangeAspect="false" noSelect="false" noResize="false" noGrp="false"/>
             </wp:cNvGraphicFramePr>
@@ -23629,7 +23642,7 @@
               <a:graphicData uri="http://schemas.openxmlformats.org/drawingml/2006/picture">
                 <pic:pic xmlns:pic="http://schemas.openxmlformats.org/drawingml/2006/picture">
                   <pic:nvPicPr>
-                    <pic:cNvPr id="3" name="IM 68"/>
+                    <pic:cNvPr id="33" name="IM 68"/>
                     <pic:cNvPicPr/>
                   </pic:nvPicPr>
                   <pic:blipFill>
@@ -24600,7 +24613,7 @@
           <wp:inline distL="0" distT="0" distB="0" distR="0">
             <wp:extent cx="1593794" cy="1174736"/>
             <wp:effectExtent l="0" t="0" r="0" b="0"/>
-            <wp:docPr id="1068" name="IM 70"/>
+            <wp:docPr id="1069" name="IM 70"/>
             <wp:cNvGraphicFramePr>
               <a:graphicFrameLocks xmlns:a="http://schemas.openxmlformats.org/drawingml/2006/main" noChangeAspect="false" noSelect="false" noResize="false" noGrp="false"/>
             </wp:cNvGraphicFramePr>
@@ -24608,7 +24621,7 @@
               <a:graphicData uri="http://schemas.openxmlformats.org/drawingml/2006/picture">
                 <pic:pic xmlns:pic="http://schemas.openxmlformats.org/drawingml/2006/picture">
                   <pic:nvPicPr>
-                    <pic:cNvPr id="31" name="IM 70"/>
+                    <pic:cNvPr id="34" name="IM 70"/>
                     <pic:cNvPicPr/>
                   </pic:nvPicPr>
                   <pic:blipFill>
@@ -25440,7 +25453,7 @@
           <wp:inline distL="0" distT="0" distB="0" distR="0">
             <wp:extent cx="1270029" cy="1066839"/>
             <wp:effectExtent l="0" t="0" r="0" b="0"/>
-            <wp:docPr id="1069" name="IM 72"/>
+            <wp:docPr id="1070" name="IM 72"/>
             <wp:cNvGraphicFramePr>
               <a:graphicFrameLocks xmlns:a="http://schemas.openxmlformats.org/drawingml/2006/main" noChangeAspect="false" noSelect="false" noResize="false" noGrp="false"/>
             </wp:cNvGraphicFramePr>
@@ -25448,7 +25461,7 @@
               <a:graphicData uri="http://schemas.openxmlformats.org/drawingml/2006/picture">
                 <pic:pic xmlns:pic="http://schemas.openxmlformats.org/drawingml/2006/picture">
                   <pic:nvPicPr>
-                    <pic:cNvPr id="32" name="IM 72"/>
+                    <pic:cNvPr id="35" name="IM 72"/>
                     <pic:cNvPicPr/>
                   </pic:nvPicPr>
                   <pic:blipFill>
@@ -25985,7 +25998,7 @@
           <wp:inline distL="0" distT="0" distB="0" distR="0">
             <wp:extent cx="2268146" cy="273304"/>
             <wp:effectExtent l="0" t="0" r="0" b="0"/>
-            <wp:docPr id="1070" name="IM 74"/>
+            <wp:docPr id="1071" name="IM 74"/>
             <wp:cNvGraphicFramePr>
               <a:graphicFrameLocks xmlns:a="http://schemas.openxmlformats.org/drawingml/2006/main" noChangeAspect="false" noSelect="false" noResize="false" noGrp="false"/>
             </wp:cNvGraphicFramePr>
@@ -25993,7 +26006,7 @@
               <a:graphicData uri="http://schemas.openxmlformats.org/drawingml/2006/picture">
                 <pic:pic xmlns:pic="http://schemas.openxmlformats.org/drawingml/2006/picture">
                   <pic:nvPicPr>
-                    <pic:cNvPr id="33" name="IM 74"/>
+                    <pic:cNvPr id="36" name="IM 74"/>
                     <pic:cNvPicPr/>
                   </pic:nvPicPr>
                   <pic:blipFill>
@@ -26203,7 +26216,7 @@
           <wp:inline distL="0" distT="0" distB="0" distR="0">
             <wp:extent cx="1327129" cy="1130358"/>
             <wp:effectExtent l="0" t="0" r="0" b="0"/>
-            <wp:docPr id="1071" name="IM 76"/>
+            <wp:docPr id="1072" name="IM 76"/>
             <wp:cNvGraphicFramePr>
               <a:graphicFrameLocks xmlns:a="http://schemas.openxmlformats.org/drawingml/2006/main" noChangeAspect="false" noSelect="false" noResize="false" noGrp="false"/>
             </wp:cNvGraphicFramePr>
@@ -26211,7 +26224,7 @@
               <a:graphicData uri="http://schemas.openxmlformats.org/drawingml/2006/picture">
                 <pic:pic xmlns:pic="http://schemas.openxmlformats.org/drawingml/2006/picture">
                   <pic:nvPicPr>
-                    <pic:cNvPr id="34" name="IM 76"/>
+                    <pic:cNvPr id="37" name="IM 76"/>
                     <pic:cNvPicPr/>
                   </pic:nvPicPr>
                   <pic:blipFill>
@@ -26259,7 +26272,7 @@
           <wp:inline distL="0" distT="0" distB="0" distR="0">
             <wp:extent cx="1530342" cy="551545"/>
             <wp:effectExtent l="0" t="0" r="0" b="0"/>
-            <wp:docPr id="1072" name="IM 78"/>
+            <wp:docPr id="1073" name="IM 78"/>
             <wp:cNvGraphicFramePr>
               <a:graphicFrameLocks xmlns:a="http://schemas.openxmlformats.org/drawingml/2006/main" noChangeAspect="false" noSelect="false" noResize="false" noGrp="false"/>
             </wp:cNvGraphicFramePr>
@@ -26267,7 +26280,7 @@
               <a:graphicData uri="http://schemas.openxmlformats.org/drawingml/2006/picture">
                 <pic:pic xmlns:pic="http://schemas.openxmlformats.org/drawingml/2006/picture">
                   <pic:nvPicPr>
-                    <pic:cNvPr id="35" name="IM 78"/>
+                    <pic:cNvPr id="38" name="IM 78"/>
                     <pic:cNvPicPr/>
                   </pic:nvPicPr>
                   <pic:blipFill>
@@ -27038,7 +27051,7 @@
             <wp:extent cx="1593794" cy="1155742"/>
             <wp:effectExtent l="0" t="0" r="0" b="0"/>
             <wp:wrapNone/>
-            <wp:docPr id="1073" name="IM 80"/>
+            <wp:docPr id="1074" name="IM 80"/>
             <wp:cNvGraphicFramePr>
               <a:graphicFrameLocks xmlns:a="http://schemas.openxmlformats.org/drawingml/2006/main" noChangeAspect="false" noSelect="false" noResize="false" noGrp="false"/>
             </wp:cNvGraphicFramePr>
@@ -27046,7 +27059,7 @@
               <a:graphicData uri="http://schemas.openxmlformats.org/drawingml/2006/picture">
                 <pic:pic xmlns:pic="http://schemas.openxmlformats.org/drawingml/2006/picture">
                   <pic:nvPicPr>
-                    <pic:cNvPr id="36" name="IM 80"/>
+                    <pic:cNvPr id="39" name="IM 80"/>
                     <pic:cNvPicPr/>
                   </pic:nvPicPr>
                   <pic:blipFill>
@@ -27660,9 +27673,10 @@
       <w:r>
         <w:rPr/>
         <w:pict>
-          <v:shape id="1074" type="#_x0000_t202" filled="f" stroked="f" style="position:absolute;margin-left:-1.0pt;margin-top:-1.79pt;width:24.15pt;height:12.0pt;z-index:27;mso-position-horizontal-relative:text;mso-position-vertical-relative:text;mso-width-relative:page;mso-height-relative:page;mso-wrap-distance-left:0.0pt;mso-wrap-distance-right:0.0pt;visibility:visible;">
-            <v:stroke on="f"/>
+          <v:shape id="1075" type="#_x0000_t202" filled="f" stroked="f" style="position:absolute;margin-left:-1.0pt;margin-top:-1.79pt;width:24.15pt;height:12.0pt;z-index:27;mso-position-horizontal-relative:text;mso-position-vertical-relative:text;mso-width-relative:page;mso-height-relative:page;mso-wrap-distance-left:0.0pt;mso-wrap-distance-right:0.0pt;visibility:visible;">
+            <v:stroke on="f" joinstyle="miter"/>
             <v:fill/>
+            <v:path o:connecttype="rect" gradientshapeok="t"/>
             <v:textbox inset="0.0pt,0.0pt,0.0pt,0.0pt">
               <w:txbxContent>
                 <w:p>
@@ -27986,7 +28000,7 @@
           <wp:inline distL="0" distT="0" distB="0" distR="0">
             <wp:extent cx="1295364" cy="1054114"/>
             <wp:effectExtent l="0" t="0" r="0" b="0"/>
-            <wp:docPr id="1075" name="IM 82"/>
+            <wp:docPr id="1076" name="IM 82"/>
             <wp:cNvGraphicFramePr>
               <a:graphicFrameLocks xmlns:a="http://schemas.openxmlformats.org/drawingml/2006/main" noChangeAspect="false" noSelect="false" noResize="false" noGrp="false"/>
             </wp:cNvGraphicFramePr>
@@ -27994,7 +28008,7 @@
               <a:graphicData uri="http://schemas.openxmlformats.org/drawingml/2006/picture">
                 <pic:pic xmlns:pic="http://schemas.openxmlformats.org/drawingml/2006/picture">
                   <pic:nvPicPr>
-                    <pic:cNvPr id="37" name="IM 82"/>
+                    <pic:cNvPr id="40" name="IM 82"/>
                     <pic:cNvPicPr/>
                   </pic:nvPicPr>
                   <pic:blipFill>
@@ -28317,7 +28331,7 @@
           <wp:inline distL="0" distT="0" distB="0" distR="0">
             <wp:extent cx="2724214" cy="228624"/>
             <wp:effectExtent l="0" t="0" r="0" b="0"/>
-            <wp:docPr id="1076" name="IM 84"/>
+            <wp:docPr id="1077" name="IM 84"/>
             <wp:cNvGraphicFramePr>
               <a:graphicFrameLocks xmlns:a="http://schemas.openxmlformats.org/drawingml/2006/main" noChangeAspect="false" noSelect="false" noResize="false" noGrp="false"/>
             </wp:cNvGraphicFramePr>
@@ -28325,7 +28339,7 @@
               <a:graphicData uri="http://schemas.openxmlformats.org/drawingml/2006/picture">
                 <pic:pic xmlns:pic="http://schemas.openxmlformats.org/drawingml/2006/picture">
                   <pic:nvPicPr>
-                    <pic:cNvPr id="38" name="IM 84"/>
+                    <pic:cNvPr id="41" name="IM 84"/>
                     <pic:cNvPicPr/>
                   </pic:nvPicPr>
                   <pic:blipFill>
@@ -28917,7 +28931,7 @@
           <wp:inline distL="0" distT="0" distB="0" distR="0">
             <wp:extent cx="1441403" cy="1130251"/>
             <wp:effectExtent l="0" t="0" r="0" b="0"/>
-            <wp:docPr id="1077" name="IM 86"/>
+            <wp:docPr id="1078" name="IM 86"/>
             <wp:cNvGraphicFramePr>
               <a:graphicFrameLocks xmlns:a="http://schemas.openxmlformats.org/drawingml/2006/main" noChangeAspect="false" noSelect="false" noResize="false" noGrp="false"/>
             </wp:cNvGraphicFramePr>
@@ -28925,7 +28939,7 @@
               <a:graphicData uri="http://schemas.openxmlformats.org/drawingml/2006/picture">
                 <pic:pic xmlns:pic="http://schemas.openxmlformats.org/drawingml/2006/picture">
                   <pic:nvPicPr>
-                    <pic:cNvPr id="39" name="IM 86"/>
+                    <pic:cNvPr id="42" name="IM 86"/>
                     <pic:cNvPicPr/>
                   </pic:nvPicPr>
                   <pic:blipFill>
@@ -28977,7 +28991,7 @@
           <wp:inline distL="0" distT="0" distB="0" distR="0">
             <wp:extent cx="1530342" cy="557960"/>
             <wp:effectExtent l="0" t="0" r="0" b="0"/>
-            <wp:docPr id="1078" name="IM 88"/>
+            <wp:docPr id="1079" name="IM 88"/>
             <wp:cNvGraphicFramePr>
               <a:graphicFrameLocks xmlns:a="http://schemas.openxmlformats.org/drawingml/2006/main" noChangeAspect="false" noSelect="false" noResize="false" noGrp="false"/>
             </wp:cNvGraphicFramePr>
@@ -28985,7 +28999,7 @@
               <a:graphicData uri="http://schemas.openxmlformats.org/drawingml/2006/picture">
                 <pic:pic xmlns:pic="http://schemas.openxmlformats.org/drawingml/2006/picture">
                   <pic:nvPicPr>
-                    <pic:cNvPr id="5" name="IM 88"/>
+                    <pic:cNvPr id="11" name="IM 88"/>
                     <pic:cNvPicPr/>
                   </pic:nvPicPr>
                   <pic:blipFill>
@@ -29828,7 +29842,7 @@
             <wp:extent cx="1511284" cy="1098533"/>
             <wp:effectExtent l="0" t="0" r="0" b="0"/>
             <wp:wrapNone/>
-            <wp:docPr id="1079" name="IM 90"/>
+            <wp:docPr id="1080" name="IM 90"/>
             <wp:cNvGraphicFramePr>
               <a:graphicFrameLocks xmlns:a="http://schemas.openxmlformats.org/drawingml/2006/main" noChangeAspect="false" noSelect="false" noResize="false" noGrp="false"/>
             </wp:cNvGraphicFramePr>
@@ -29836,7 +29850,7 @@
               <a:graphicData uri="http://schemas.openxmlformats.org/drawingml/2006/picture">
                 <pic:pic xmlns:pic="http://schemas.openxmlformats.org/drawingml/2006/picture">
                   <pic:nvPicPr>
-                    <pic:cNvPr id="40" name="IM 90"/>
+                    <pic:cNvPr id="43" name="IM 90"/>
                     <pic:cNvPicPr/>
                   </pic:nvPicPr>
                   <pic:blipFill>
@@ -30800,7 +30814,7 @@
           <wp:inline distL="0" distT="0" distB="0" distR="0">
             <wp:extent cx="1581089" cy="1149392"/>
             <wp:effectExtent l="0" t="0" r="0" b="0"/>
-            <wp:docPr id="1080" name="IM 94"/>
+            <wp:docPr id="1081" name="IM 94"/>
             <wp:cNvGraphicFramePr>
               <a:graphicFrameLocks xmlns:a="http://schemas.openxmlformats.org/drawingml/2006/main" noChangeAspect="false" noSelect="false" noResize="false" noGrp="false"/>
             </wp:cNvGraphicFramePr>
@@ -30808,7 +30822,7 @@
               <a:graphicData uri="http://schemas.openxmlformats.org/drawingml/2006/picture">
                 <pic:pic xmlns:pic="http://schemas.openxmlformats.org/drawingml/2006/picture">
                   <pic:nvPicPr>
-                    <pic:cNvPr id="41" name="IM 94"/>
+                    <pic:cNvPr id="44" name="IM 94"/>
                     <pic:cNvPicPr/>
                   </pic:nvPicPr>
                   <pic:blipFill>
@@ -31796,7 +31810,7 @@
           <wp:inline distL="0" distT="0" distB="0" distR="0">
             <wp:extent cx="1282659" cy="1047805"/>
             <wp:effectExtent l="0" t="0" r="0" b="0"/>
-            <wp:docPr id="1081" name="IM 96"/>
+            <wp:docPr id="1082" name="IM 96"/>
             <wp:cNvGraphicFramePr>
               <a:graphicFrameLocks xmlns:a="http://schemas.openxmlformats.org/drawingml/2006/main" noChangeAspect="false" noSelect="false" noResize="false" noGrp="false"/>
             </wp:cNvGraphicFramePr>
@@ -31804,7 +31818,7 @@
               <a:graphicData uri="http://schemas.openxmlformats.org/drawingml/2006/picture">
                 <pic:pic xmlns:pic="http://schemas.openxmlformats.org/drawingml/2006/picture">
                   <pic:nvPicPr>
-                    <pic:cNvPr id="43" name="IM 96"/>
+                    <pic:cNvPr id="46" name="IM 96"/>
                     <pic:cNvPicPr/>
                   </pic:nvPicPr>
                   <pic:blipFill>
@@ -32563,7 +32577,7 @@
           <wp:inline distL="0" distT="0" distB="0" distR="0">
             <wp:extent cx="1320776" cy="1092289"/>
             <wp:effectExtent l="0" t="0" r="0" b="0"/>
-            <wp:docPr id="1082" name="IM 98"/>
+            <wp:docPr id="1083" name="IM 98"/>
             <wp:cNvGraphicFramePr>
               <a:graphicFrameLocks xmlns:a="http://schemas.openxmlformats.org/drawingml/2006/main" noChangeAspect="false" noSelect="false" noResize="false" noGrp="false"/>
             </wp:cNvGraphicFramePr>
@@ -32571,7 +32585,7 @@
               <a:graphicData uri="http://schemas.openxmlformats.org/drawingml/2006/picture">
                 <pic:pic xmlns:pic="http://schemas.openxmlformats.org/drawingml/2006/picture">
                   <pic:nvPicPr>
-                    <pic:cNvPr id="44" name="IM 98"/>
+                    <pic:cNvPr id="47" name="IM 98"/>
                     <pic:cNvPicPr/>
                   </pic:nvPicPr>
                   <pic:blipFill>
@@ -32619,7 +32633,7 @@
           <wp:inline distL="0" distT="0" distB="0" distR="0">
             <wp:extent cx="1536695" cy="557960"/>
             <wp:effectExtent l="0" t="0" r="0" b="0"/>
-            <wp:docPr id="1083" name="IM 100"/>
+            <wp:docPr id="1084" name="IM 100"/>
             <wp:cNvGraphicFramePr>
               <a:graphicFrameLocks xmlns:a="http://schemas.openxmlformats.org/drawingml/2006/main" noChangeAspect="false" noSelect="false" noResize="false" noGrp="false"/>
             </wp:cNvGraphicFramePr>
@@ -32627,7 +32641,7 @@
               <a:graphicData uri="http://schemas.openxmlformats.org/drawingml/2006/picture">
                 <pic:pic xmlns:pic="http://schemas.openxmlformats.org/drawingml/2006/picture">
                   <pic:nvPicPr>
-                    <pic:cNvPr id="3" name="IM 100"/>
+                    <pic:cNvPr id="33" name="IM 100"/>
                     <pic:cNvPicPr/>
                   </pic:nvPicPr>
                   <pic:blipFill>
@@ -32818,7 +32832,7 @@
             <wp:extent cx="3054407" cy="209589"/>
             <wp:effectExtent l="0" t="0" r="0" b="0"/>
             <wp:wrapNone/>
-            <wp:docPr id="1084" name="IM 102"/>
+            <wp:docPr id="1085" name="IM 102"/>
             <wp:cNvGraphicFramePr>
               <a:graphicFrameLocks xmlns:a="http://schemas.openxmlformats.org/drawingml/2006/main" noChangeAspect="false" noSelect="false" noResize="false" noGrp="false"/>
             </wp:cNvGraphicFramePr>
@@ -32826,7 +32840,7 @@
               <a:graphicData uri="http://schemas.openxmlformats.org/drawingml/2006/picture">
                 <pic:pic xmlns:pic="http://schemas.openxmlformats.org/drawingml/2006/picture">
                   <pic:nvPicPr>
-                    <pic:cNvPr id="45" name="IM 102"/>
+                    <pic:cNvPr id="48" name="IM 102"/>
                     <pic:cNvPicPr/>
                   </pic:nvPicPr>
                   <pic:blipFill>
@@ -33400,7 +33414,7 @@
           <wp:inline distL="0" distT="0" distB="0" distR="0">
             <wp:extent cx="1600147" cy="1162010"/>
             <wp:effectExtent l="0" t="0" r="0" b="0"/>
-            <wp:docPr id="1085" name="IM 104"/>
+            <wp:docPr id="1086" name="IM 104"/>
             <wp:cNvGraphicFramePr>
               <a:graphicFrameLocks xmlns:a="http://schemas.openxmlformats.org/drawingml/2006/main" noChangeAspect="false" noSelect="false" noResize="false" noGrp="false"/>
             </wp:cNvGraphicFramePr>
@@ -33408,7 +33422,7 @@
               <a:graphicData uri="http://schemas.openxmlformats.org/drawingml/2006/picture">
                 <pic:pic xmlns:pic="http://schemas.openxmlformats.org/drawingml/2006/picture">
                   <pic:nvPicPr>
-                    <pic:cNvPr id="46" name="IM 104"/>
+                    <pic:cNvPr id="49" name="IM 104"/>
                     <pic:cNvPicPr/>
                   </pic:nvPicPr>
                   <pic:blipFill>
@@ -34166,9 +34180,10 @@
       <w:r>
         <w:rPr/>
         <w:pict>
-          <v:shape id="1086" type="#_x0000_t202" filled="f" stroked="f" style="position:absolute;margin-left:177.5pt;margin-top:4.87pt;width:23.5pt;height:10.6pt;z-index:31;mso-position-horizontal-relative:text;mso-position-vertical-relative:text;mso-width-relative:page;mso-height-relative:page;mso-wrap-distance-left:0.0pt;mso-wrap-distance-right:0.0pt;visibility:visible;">
-            <v:stroke on="f"/>
+          <v:shape id="1087" type="#_x0000_t202" filled="f" stroked="f" style="position:absolute;margin-left:177.5pt;margin-top:4.87pt;width:23.5pt;height:10.6pt;z-index:31;mso-position-horizontal-relative:text;mso-position-vertical-relative:text;mso-width-relative:page;mso-height-relative:page;mso-wrap-distance-left:0.0pt;mso-wrap-distance-right:0.0pt;visibility:visible;">
+            <v:stroke on="f" joinstyle="miter"/>
             <v:fill/>
+            <v:path o:connecttype="rect" gradientshapeok="t"/>
             <v:textbox inset="0.0pt,0.0pt,0.0pt,0.0pt">
               <w:txbxContent>
                 <w:p>
@@ -34211,7 +34226,7 @@
             <wp:extent cx="1587440" cy="1193811"/>
             <wp:effectExtent l="0" t="0" r="0" b="0"/>
             <wp:wrapNone/>
-            <wp:docPr id="1087" name="IM 108"/>
+            <wp:docPr id="1088" name="IM 108"/>
             <wp:cNvGraphicFramePr>
               <a:graphicFrameLocks xmlns:a="http://schemas.openxmlformats.org/drawingml/2006/main" noChangeAspect="false" noSelect="false" noResize="false" noGrp="false"/>
             </wp:cNvGraphicFramePr>
@@ -34219,7 +34234,7 @@
               <a:graphicData uri="http://schemas.openxmlformats.org/drawingml/2006/picture">
                 <pic:pic xmlns:pic="http://schemas.openxmlformats.org/drawingml/2006/picture">
                   <pic:nvPicPr>
-                    <pic:cNvPr id="47" name="IM 108"/>
+                    <pic:cNvPr id="50" name="IM 108"/>
                     <pic:cNvPicPr/>
                   </pic:nvPicPr>
                   <pic:blipFill>
@@ -34834,9 +34849,10 @@
       <w:r>
         <w:rPr/>
         <w:pict>
-          <v:shape id="1088" type="#_x0000_t202" filled="f" stroked="f" style="position:absolute;margin-left:-1.0pt;margin-top:15.14pt;width:19.65pt;height:11.05pt;z-index:32;mso-position-horizontal-relative:text;mso-position-vertical-relative:text;mso-width-relative:page;mso-height-relative:page;mso-wrap-distance-left:0.0pt;mso-wrap-distance-right:0.0pt;visibility:visible;">
-            <v:stroke on="f"/>
+          <v:shape id="1089" type="#_x0000_t202" filled="f" stroked="f" style="position:absolute;margin-left:-1.0pt;margin-top:15.14pt;width:19.65pt;height:11.05pt;z-index:32;mso-position-horizontal-relative:text;mso-position-vertical-relative:text;mso-width-relative:page;mso-height-relative:page;mso-wrap-distance-left:0.0pt;mso-wrap-distance-right:0.0pt;visibility:visible;">
+            <v:stroke on="f" joinstyle="miter"/>
             <v:fill/>
+            <v:path o:connecttype="rect" gradientshapeok="t"/>
             <v:textbox inset="0.0pt,0.0pt,0.0pt,0.0pt">
               <w:txbxContent>
                 <w:p>
@@ -35084,7 +35100,7 @@
           <wp:inline distL="0" distT="0" distB="0" distR="0">
             <wp:extent cx="1403286" cy="1117633"/>
             <wp:effectExtent l="0" t="0" r="0" b="0"/>
-            <wp:docPr id="1089" name="IM 110"/>
+            <wp:docPr id="1090" name="IM 110"/>
             <wp:cNvGraphicFramePr>
               <a:graphicFrameLocks xmlns:a="http://schemas.openxmlformats.org/drawingml/2006/main" noChangeAspect="false" noSelect="false" noResize="false" noGrp="false"/>
             </wp:cNvGraphicFramePr>
@@ -35092,7 +35108,7 @@
               <a:graphicData uri="http://schemas.openxmlformats.org/drawingml/2006/picture">
                 <pic:pic xmlns:pic="http://schemas.openxmlformats.org/drawingml/2006/picture">
                   <pic:nvPicPr>
-                    <pic:cNvPr id="49" name="IM 110"/>
+                    <pic:cNvPr id="52" name="IM 110"/>
                     <pic:cNvPicPr/>
                   </pic:nvPicPr>
                   <pic:blipFill>
@@ -35822,9 +35838,10 @@
       <w:r>
         <w:rPr/>
         <w:pict>
-          <v:shape id="1090" type="#_x0000_t202" filled="f" stroked="f" style="position:absolute;margin-left:-1.0pt;margin-top:14.33pt;width:30.65pt;height:12.0pt;z-index:33;mso-position-horizontal-relative:text;mso-position-vertical-relative:text;mso-width-relative:page;mso-height-relative:page;mso-wrap-distance-left:0.0pt;mso-wrap-distance-right:0.0pt;visibility:visible;">
-            <v:stroke on="f"/>
+          <v:shape id="1091" type="#_x0000_t202" filled="f" stroked="f" style="position:absolute;margin-left:-1.0pt;margin-top:14.33pt;width:30.65pt;height:12.0pt;z-index:33;mso-position-horizontal-relative:text;mso-position-vertical-relative:text;mso-width-relative:page;mso-height-relative:page;mso-wrap-distance-left:0.0pt;mso-wrap-distance-right:0.0pt;visibility:visible;">
+            <v:stroke on="f" joinstyle="miter"/>
             <v:fill/>
+            <v:path o:connecttype="rect" gradientshapeok="t"/>
             <v:textbox inset="0.0pt,0.0pt,0.0pt,0.0pt">
               <w:txbxContent>
                 <w:p>
@@ -36314,7 +36331,7 @@
           <wp:inline distL="0" distT="0" distB="0" distR="0">
             <wp:extent cx="1429096" cy="1136847"/>
             <wp:effectExtent l="0" t="0" r="0" b="0"/>
-            <wp:docPr id="1091" name="IM 114"/>
+            <wp:docPr id="1092" name="IM 114"/>
             <wp:cNvGraphicFramePr>
               <a:graphicFrameLocks xmlns:a="http://schemas.openxmlformats.org/drawingml/2006/main" noChangeAspect="false" noSelect="false" noResize="false" noGrp="false"/>
             </wp:cNvGraphicFramePr>
@@ -36322,7 +36339,7 @@
               <a:graphicData uri="http://schemas.openxmlformats.org/drawingml/2006/picture">
                 <pic:pic xmlns:pic="http://schemas.openxmlformats.org/drawingml/2006/picture">
                   <pic:nvPicPr>
-                    <pic:cNvPr id="50" name="IM 114"/>
+                    <pic:cNvPr id="53" name="IM 114"/>
                     <pic:cNvPicPr/>
                   </pic:nvPicPr>
                   <pic:blipFill>
@@ -37209,7 +37226,7 @@
           <wp:inline distL="0" distT="0" distB="0" distR="0">
             <wp:extent cx="1384304" cy="1130358"/>
             <wp:effectExtent l="0" t="0" r="0" b="0"/>
-            <wp:docPr id="1092" name="IM 116"/>
+            <wp:docPr id="1093" name="IM 116"/>
             <wp:cNvGraphicFramePr>
               <a:graphicFrameLocks xmlns:a="http://schemas.openxmlformats.org/drawingml/2006/main" noChangeAspect="false" noSelect="false" noResize="false" noGrp="false"/>
             </wp:cNvGraphicFramePr>
@@ -37217,7 +37234,7 @@
               <a:graphicData uri="http://schemas.openxmlformats.org/drawingml/2006/picture">
                 <pic:pic xmlns:pic="http://schemas.openxmlformats.org/drawingml/2006/picture">
                   <pic:nvPicPr>
-                    <pic:cNvPr id="51" name="IM 116"/>
+                    <pic:cNvPr id="55" name="IM 116"/>
                     <pic:cNvPicPr/>
                   </pic:nvPicPr>
                   <pic:blipFill>
@@ -37944,7 +37961,7 @@
           <wp:inline distL="0" distT="0" distB="0" distR="0">
             <wp:extent cx="1320776" cy="1079457"/>
             <wp:effectExtent l="0" t="0" r="0" b="0"/>
-            <wp:docPr id="1093" name="IM 118"/>
+            <wp:docPr id="1094" name="IM 118"/>
             <wp:cNvGraphicFramePr>
               <a:graphicFrameLocks xmlns:a="http://schemas.openxmlformats.org/drawingml/2006/main" noChangeAspect="false" noSelect="false" noResize="false" noGrp="false"/>
             </wp:cNvGraphicFramePr>
@@ -37952,7 +37969,7 @@
               <a:graphicData uri="http://schemas.openxmlformats.org/drawingml/2006/picture">
                 <pic:pic xmlns:pic="http://schemas.openxmlformats.org/drawingml/2006/picture">
                   <pic:nvPicPr>
-                    <pic:cNvPr id="52" name="IM 118"/>
+                    <pic:cNvPr id="56" name="IM 118"/>
                     <pic:cNvPicPr/>
                   </pic:nvPicPr>
                   <pic:blipFill>
@@ -38047,7 +38064,7 @@
             <wp:extent cx="7556496" cy="10693400"/>
             <wp:effectExtent l="0" t="0" r="0" b="0"/>
             <wp:wrapNone/>
-            <wp:docPr id="1094" name="IM 120"/>
+            <wp:docPr id="1095" name="IM 120"/>
             <wp:cNvGraphicFramePr>
               <a:graphicFrameLocks xmlns:a="http://schemas.openxmlformats.org/drawingml/2006/main" noChangeAspect="false" noSelect="false" noResize="false" noGrp="false"/>
             </wp:cNvGraphicFramePr>
@@ -38055,7 +38072,7 @@
               <a:graphicData uri="http://schemas.openxmlformats.org/drawingml/2006/picture">
                 <pic:pic xmlns:pic="http://schemas.openxmlformats.org/drawingml/2006/picture">
                   <pic:nvPicPr>
-                    <pic:cNvPr id="53" name="IM 120"/>
+                    <pic:cNvPr id="57" name="IM 120"/>
                     <pic:cNvPicPr/>
                   </pic:nvPicPr>
                   <pic:blipFill>
@@ -38539,7 +38556,7 @@
           <wp:inline distL="0" distT="0" distB="0" distR="0">
             <wp:extent cx="1530342" cy="557960"/>
             <wp:effectExtent l="0" t="0" r="0" b="0"/>
-            <wp:docPr id="1095" name="IM 122"/>
+            <wp:docPr id="1096" name="IM 122"/>
             <wp:cNvGraphicFramePr>
               <a:graphicFrameLocks xmlns:a="http://schemas.openxmlformats.org/drawingml/2006/main" noChangeAspect="false" noSelect="false" noResize="false" noGrp="false"/>
             </wp:cNvGraphicFramePr>
@@ -38547,7 +38564,7 @@
               <a:graphicData uri="http://schemas.openxmlformats.org/drawingml/2006/picture">
                 <pic:pic xmlns:pic="http://schemas.openxmlformats.org/drawingml/2006/picture">
                   <pic:nvPicPr>
-                    <pic:cNvPr id="5" name="IM 122"/>
+                    <pic:cNvPr id="11" name="IM 122"/>
                     <pic:cNvPicPr/>
                   </pic:nvPicPr>
                   <pic:blipFill>
@@ -39054,9 +39071,10 @@
       <w:r>
         <w:rPr/>
         <w:pict>
-          <v:shape id="1096" type="#_x0000_t202" filled="f" stroked="f" style="position:absolute;margin-left:-1.0pt;margin-top:14.92pt;width:57.7pt;height:26.2pt;z-index:36;mso-position-horizontal-relative:text;mso-position-vertical-relative:text;mso-width-relative:page;mso-height-relative:page;mso-wrap-distance-left:0.0pt;mso-wrap-distance-right:0.0pt;visibility:visible;">
-            <v:stroke on="f"/>
+          <v:shape id="1097" type="#_x0000_t202" filled="f" stroked="f" style="position:absolute;margin-left:-1.0pt;margin-top:14.92pt;width:57.7pt;height:26.2pt;z-index:36;mso-position-horizontal-relative:text;mso-position-vertical-relative:text;mso-width-relative:page;mso-height-relative:page;mso-wrap-distance-left:0.0pt;mso-wrap-distance-right:0.0pt;visibility:visible;">
+            <v:stroke on="f" joinstyle="miter"/>
             <v:fill/>
+            <v:path o:connecttype="rect" gradientshapeok="t"/>
             <v:textbox inset="0.0pt,0.0pt,0.0pt,0.0pt">
               <w:txbxContent>
                 <w:p>
@@ -39475,7 +39493,7 @@
             <wp:extent cx="1308070" cy="1079498"/>
             <wp:effectExtent l="0" t="0" r="0" b="0"/>
             <wp:wrapNone/>
-            <wp:docPr id="1097" name="IM 124"/>
+            <wp:docPr id="1098" name="IM 124"/>
             <wp:cNvGraphicFramePr>
               <a:graphicFrameLocks xmlns:a="http://schemas.openxmlformats.org/drawingml/2006/main" noChangeAspect="false" noSelect="false" noResize="false" noGrp="false"/>
             </wp:cNvGraphicFramePr>
@@ -39483,7 +39501,7 @@
               <a:graphicData uri="http://schemas.openxmlformats.org/drawingml/2006/picture">
                 <pic:pic xmlns:pic="http://schemas.openxmlformats.org/drawingml/2006/picture">
                   <pic:nvPicPr>
-                    <pic:cNvPr id="54" name="IM 124"/>
+                    <pic:cNvPr id="58" name="IM 124"/>
                     <pic:cNvPicPr/>
                   </pic:nvPicPr>
                   <pic:blipFill>
@@ -40297,7 +40315,7 @@
             <wp:extent cx="1587441" cy="1136708"/>
             <wp:effectExtent l="0" t="0" r="0" b="0"/>
             <wp:wrapNone/>
-            <wp:docPr id="1098" name="IM 126"/>
+            <wp:docPr id="1099" name="IM 126"/>
             <wp:cNvGraphicFramePr>
               <a:graphicFrameLocks xmlns:a="http://schemas.openxmlformats.org/drawingml/2006/main" noChangeAspect="false" noSelect="false" noResize="false" noGrp="false"/>
             </wp:cNvGraphicFramePr>
@@ -40305,7 +40323,7 @@
               <a:graphicData uri="http://schemas.openxmlformats.org/drawingml/2006/picture">
                 <pic:pic xmlns:pic="http://schemas.openxmlformats.org/drawingml/2006/picture">
                   <pic:nvPicPr>
-                    <pic:cNvPr id="55" name="IM 126"/>
+                    <pic:cNvPr id="59" name="IM 126"/>
                     <pic:cNvPicPr/>
                   </pic:nvPicPr>
                   <pic:blipFill>
@@ -40802,7 +40820,7 @@
           <wp:inline distL="0" distT="0" distB="0" distR="0">
             <wp:extent cx="2578099" cy="335832"/>
             <wp:effectExtent l="0" t="0" r="0" b="0"/>
-            <wp:docPr id="1099" name="IM 130"/>
+            <wp:docPr id="1100" name="IM 130"/>
             <wp:cNvGraphicFramePr>
               <a:graphicFrameLocks xmlns:a="http://schemas.openxmlformats.org/drawingml/2006/main" noChangeAspect="false" noSelect="false" noResize="false" noGrp="false"/>
             </wp:cNvGraphicFramePr>
@@ -40810,7 +40828,7 @@
               <a:graphicData uri="http://schemas.openxmlformats.org/drawingml/2006/picture">
                 <pic:pic xmlns:pic="http://schemas.openxmlformats.org/drawingml/2006/picture">
                   <pic:nvPicPr>
-                    <pic:cNvPr id="56" name="IM 130"/>
+                    <pic:cNvPr id="60" name="IM 130"/>
                     <pic:cNvPicPr/>
                   </pic:nvPicPr>
                   <pic:blipFill>
@@ -41145,9 +41163,10 @@
       <w:r>
         <w:rPr/>
         <w:pict>
-          <v:shape id="1100" type="#_x0000_t202" filled="f" stroked="f" style="position:absolute;margin-left:-1.0pt;margin-top:13.04pt;width:20.15pt;height:12.0pt;z-index:38;mso-position-horizontal-relative:text;mso-position-vertical-relative:text;mso-width-relative:page;mso-height-relative:page;mso-wrap-distance-left:0.0pt;mso-wrap-distance-right:0.0pt;visibility:visible;">
-            <v:stroke on="f"/>
+          <v:shape id="1101" type="#_x0000_t202" filled="f" stroked="f" style="position:absolute;margin-left:-1.0pt;margin-top:13.04pt;width:20.15pt;height:12.0pt;z-index:38;mso-position-horizontal-relative:text;mso-position-vertical-relative:text;mso-width-relative:page;mso-height-relative:page;mso-wrap-distance-left:0.0pt;mso-wrap-distance-right:0.0pt;visibility:visible;">
+            <v:stroke on="f" joinstyle="miter"/>
             <v:fill/>
+            <v:path o:connecttype="rect" gradientshapeok="t"/>
             <v:textbox inset="0.0pt,0.0pt,0.0pt,0.0pt">
               <w:txbxContent>
                 <w:p>
@@ -41496,7 +41515,7 @@
           <wp:inline distL="0" distT="0" distB="0" distR="0">
             <wp:extent cx="1568383" cy="1098491"/>
             <wp:effectExtent l="0" t="0" r="0" b="0"/>
-            <wp:docPr id="1101" name="IM 132"/>
+            <wp:docPr id="1102" name="IM 132"/>
             <wp:cNvGraphicFramePr>
               <a:graphicFrameLocks xmlns:a="http://schemas.openxmlformats.org/drawingml/2006/main" noChangeAspect="false" noSelect="false" noResize="false" noGrp="false"/>
             </wp:cNvGraphicFramePr>
@@ -41504,7 +41523,7 @@
               <a:graphicData uri="http://schemas.openxmlformats.org/drawingml/2006/picture">
                 <pic:pic xmlns:pic="http://schemas.openxmlformats.org/drawingml/2006/picture">
                   <pic:nvPicPr>
-                    <pic:cNvPr id="57" name="IM 132"/>
+                    <pic:cNvPr id="61" name="IM 132"/>
                     <pic:cNvPicPr/>
                   </pic:nvPicPr>
                   <pic:blipFill>
@@ -42466,7 +42485,7 @@
             <wp:extent cx="1600147" cy="1117674"/>
             <wp:effectExtent l="0" t="0" r="0" b="0"/>
             <wp:wrapNone/>
-            <wp:docPr id="1102" name="IM 134"/>
+            <wp:docPr id="1103" name="IM 134"/>
             <wp:cNvGraphicFramePr>
               <a:graphicFrameLocks xmlns:a="http://schemas.openxmlformats.org/drawingml/2006/main" noChangeAspect="false" noSelect="false" noResize="false" noGrp="false"/>
             </wp:cNvGraphicFramePr>
@@ -42474,7 +42493,7 @@
               <a:graphicData uri="http://schemas.openxmlformats.org/drawingml/2006/picture">
                 <pic:pic xmlns:pic="http://schemas.openxmlformats.org/drawingml/2006/picture">
                   <pic:nvPicPr>
-                    <pic:cNvPr id="59" name="IM 134"/>
+                    <pic:cNvPr id="63" name="IM 134"/>
                     <pic:cNvPicPr/>
                   </pic:nvPicPr>
                   <pic:blipFill>
@@ -43265,7 +43284,7 @@
           <wp:inline distL="0" distT="0" distB="0" distR="0">
             <wp:extent cx="1320776" cy="1092289"/>
             <wp:effectExtent l="0" t="0" r="0" b="0"/>
-            <wp:docPr id="1103" name="IM 136"/>
+            <wp:docPr id="1104" name="IM 136"/>
             <wp:cNvGraphicFramePr>
               <a:graphicFrameLocks xmlns:a="http://schemas.openxmlformats.org/drawingml/2006/main" noChangeAspect="false" noSelect="false" noResize="false" noGrp="false"/>
             </wp:cNvGraphicFramePr>
@@ -43273,7 +43292,7 @@
               <a:graphicData uri="http://schemas.openxmlformats.org/drawingml/2006/picture">
                 <pic:pic xmlns:pic="http://schemas.openxmlformats.org/drawingml/2006/picture">
                   <pic:nvPicPr>
-                    <pic:cNvPr id="60" name="IM 136"/>
+                    <pic:cNvPr id="64" name="IM 136"/>
                     <pic:cNvPicPr/>
                   </pic:nvPicPr>
                   <pic:blipFill>
@@ -44101,7 +44120,7 @@
             <wp:extent cx="1581089" cy="1136601"/>
             <wp:effectExtent l="0" t="0" r="0" b="0"/>
             <wp:wrapNone/>
-            <wp:docPr id="1104" name="IM 138"/>
+            <wp:docPr id="1105" name="IM 138"/>
             <wp:cNvGraphicFramePr>
               <a:graphicFrameLocks xmlns:a="http://schemas.openxmlformats.org/drawingml/2006/main" noChangeAspect="false" noSelect="false" noResize="false" noGrp="false"/>
             </wp:cNvGraphicFramePr>
@@ -44109,7 +44128,7 @@
               <a:graphicData uri="http://schemas.openxmlformats.org/drawingml/2006/picture">
                 <pic:pic xmlns:pic="http://schemas.openxmlformats.org/drawingml/2006/picture">
                   <pic:nvPicPr>
-                    <pic:cNvPr id="61" name="IM 138"/>
+                    <pic:cNvPr id="65" name="IM 138"/>
                     <pic:cNvPicPr/>
                   </pic:nvPicPr>
                   <pic:blipFill>
@@ -44668,9 +44687,10 @@
       <w:r>
         <w:rPr/>
         <w:pict>
-          <v:shape id="1105" type="#_x0000_t202" filled="f" stroked="f" style="position:absolute;margin-left:-1.0pt;margin-top:14.06pt;width:57.7pt;height:12.0pt;z-index:42;mso-position-horizontal-relative:text;mso-position-vertical-relative:text;mso-width-relative:page;mso-height-relative:page;mso-wrap-distance-left:0.0pt;mso-wrap-distance-right:0.0pt;visibility:visible;">
-            <v:stroke on="f"/>
+          <v:shape id="1106" type="#_x0000_t202" filled="f" stroked="f" style="position:absolute;margin-left:-1.0pt;margin-top:14.06pt;width:57.7pt;height:12.0pt;z-index:42;mso-position-horizontal-relative:text;mso-position-vertical-relative:text;mso-width-relative:page;mso-height-relative:page;mso-wrap-distance-left:0.0pt;mso-wrap-distance-right:0.0pt;visibility:visible;">
+            <v:stroke on="f" joinstyle="miter"/>
             <v:fill/>
+            <v:path o:connecttype="rect" gradientshapeok="t"/>
             <v:textbox inset="0.0pt,0.0pt,0.0pt,0.0pt">
               <w:txbxContent>
                 <w:p>
@@ -44953,7 +44973,7 @@
             <wp:extent cx="1479520" cy="1130292"/>
             <wp:effectExtent l="0" t="0" r="0" b="0"/>
             <wp:wrapNone/>
-            <wp:docPr id="1106" name="IM 140"/>
+            <wp:docPr id="1107" name="IM 140"/>
             <wp:cNvGraphicFramePr>
               <a:graphicFrameLocks xmlns:a="http://schemas.openxmlformats.org/drawingml/2006/main" noChangeAspect="false" noSelect="false" noResize="false" noGrp="false"/>
             </wp:cNvGraphicFramePr>
@@ -44961,7 +44981,7 @@
               <a:graphicData uri="http://schemas.openxmlformats.org/drawingml/2006/picture">
                 <pic:pic xmlns:pic="http://schemas.openxmlformats.org/drawingml/2006/picture">
                   <pic:nvPicPr>
-                    <pic:cNvPr id="62" name="IM 140"/>
+                    <pic:cNvPr id="66" name="IM 140"/>
                     <pic:cNvPicPr/>
                   </pic:nvPicPr>
                   <pic:blipFill>
@@ -45765,7 +45785,7 @@
             <wp:extent cx="1377951" cy="1098533"/>
             <wp:effectExtent l="0" t="0" r="0" b="0"/>
             <wp:wrapNone/>
-            <wp:docPr id="1107" name="IM 142"/>
+            <wp:docPr id="1108" name="IM 142"/>
             <wp:cNvGraphicFramePr>
               <a:graphicFrameLocks xmlns:a="http://schemas.openxmlformats.org/drawingml/2006/main" noChangeAspect="false" noSelect="false" noResize="false" noGrp="false"/>
             </wp:cNvGraphicFramePr>
@@ -45773,7 +45793,7 @@
               <a:graphicData uri="http://schemas.openxmlformats.org/drawingml/2006/picture">
                 <pic:pic xmlns:pic="http://schemas.openxmlformats.org/drawingml/2006/picture">
                   <pic:nvPicPr>
-                    <pic:cNvPr id="63" name="IM 142"/>
+                    <pic:cNvPr id="67" name="IM 142"/>
                     <pic:cNvPicPr/>
                   </pic:nvPicPr>
                   <pic:blipFill>
@@ -46557,7 +46577,7 @@
           <wp:inline distL="0" distT="0" distB="0" distR="0">
             <wp:extent cx="1320776" cy="1104908"/>
             <wp:effectExtent l="0" t="0" r="0" b="0"/>
-            <wp:docPr id="1108" name="IM 144"/>
+            <wp:docPr id="1109" name="IM 144"/>
             <wp:cNvGraphicFramePr>
               <a:graphicFrameLocks xmlns:a="http://schemas.openxmlformats.org/drawingml/2006/main" noChangeAspect="false" noSelect="false" noResize="false" noGrp="false"/>
             </wp:cNvGraphicFramePr>
@@ -46565,7 +46585,7 @@
               <a:graphicData uri="http://schemas.openxmlformats.org/drawingml/2006/picture">
                 <pic:pic xmlns:pic="http://schemas.openxmlformats.org/drawingml/2006/picture">
                   <pic:nvPicPr>
-                    <pic:cNvPr id="64" name="IM 144"/>
+                    <pic:cNvPr id="68" name="IM 144"/>
                     <pic:cNvPicPr/>
                   </pic:nvPicPr>
                   <pic:blipFill>
@@ -47449,7 +47469,7 @@
           <wp:inline distL="0" distT="0" distB="0" distR="0">
             <wp:extent cx="1320776" cy="1111217"/>
             <wp:effectExtent l="0" t="0" r="0" b="0"/>
-            <wp:docPr id="1109" name="IM 146"/>
+            <wp:docPr id="1110" name="IM 146"/>
             <wp:cNvGraphicFramePr>
               <a:graphicFrameLocks xmlns:a="http://schemas.openxmlformats.org/drawingml/2006/main" noChangeAspect="false" noSelect="false" noResize="false" noGrp="false"/>
             </wp:cNvGraphicFramePr>
@@ -47457,7 +47477,7 @@
               <a:graphicData uri="http://schemas.openxmlformats.org/drawingml/2006/picture">
                 <pic:pic xmlns:pic="http://schemas.openxmlformats.org/drawingml/2006/picture">
                   <pic:nvPicPr>
-                    <pic:cNvPr id="66" name="IM 146"/>
+                    <pic:cNvPr id="70" name="IM 146"/>
                     <pic:cNvPicPr/>
                   </pic:nvPicPr>
                   <pic:blipFill>
@@ -48268,7 +48288,7 @@
           <wp:inline distL="0" distT="0" distB="0" distR="0">
             <wp:extent cx="1517637" cy="1130464"/>
             <wp:effectExtent l="0" t="0" r="0" b="0"/>
-            <wp:docPr id="1110" name="IM 148"/>
+            <wp:docPr id="1111" name="IM 148"/>
             <wp:cNvGraphicFramePr>
               <a:graphicFrameLocks xmlns:a="http://schemas.openxmlformats.org/drawingml/2006/main" noChangeAspect="false" noSelect="false" noResize="false" noGrp="false"/>
             </wp:cNvGraphicFramePr>
@@ -48276,7 +48296,7 @@
               <a:graphicData uri="http://schemas.openxmlformats.org/drawingml/2006/picture">
                 <pic:pic xmlns:pic="http://schemas.openxmlformats.org/drawingml/2006/picture">
                   <pic:nvPicPr>
-                    <pic:cNvPr id="67" name="IM 148"/>
+                    <pic:cNvPr id="71" name="IM 148"/>
                     <pic:cNvPicPr/>
                   </pic:nvPicPr>
                   <pic:blipFill>
@@ -48866,9 +48886,10 @@
       <w:r>
         <w:rPr/>
         <w:pict>
-          <v:shape id="1111" type="#_x0000_t202" filled="f" stroked="f" style="position:absolute;margin-left:-1.0pt;margin-top:-2.07pt;width:21.2pt;height:12.0pt;z-index:45;mso-position-horizontal-relative:text;mso-position-vertical-relative:text;mso-width-relative:page;mso-height-relative:page;mso-wrap-distance-left:0.0pt;mso-wrap-distance-right:0.0pt;visibility:visible;">
-            <v:stroke on="f"/>
+          <v:shape id="1112" type="#_x0000_t202" filled="f" stroked="f" style="position:absolute;margin-left:-1.0pt;margin-top:-2.07pt;width:21.2pt;height:12.0pt;z-index:45;mso-position-horizontal-relative:text;mso-position-vertical-relative:text;mso-width-relative:page;mso-height-relative:page;mso-wrap-distance-left:0.0pt;mso-wrap-distance-right:0.0pt;visibility:visible;">
+            <v:stroke on="f" joinstyle="miter"/>
             <v:fill/>
+            <v:path o:connecttype="rect" gradientshapeok="t"/>
             <v:textbox inset="0.0pt,0.0pt,0.0pt,0.0pt">
               <w:txbxContent>
                 <w:p>
@@ -49138,7 +49159,7 @@
             <wp:extent cx="1428698" cy="1104841"/>
             <wp:effectExtent l="0" t="0" r="0" b="0"/>
             <wp:wrapNone/>
-            <wp:docPr id="1112" name="IM 150"/>
+            <wp:docPr id="1113" name="IM 150"/>
             <wp:cNvGraphicFramePr>
               <a:graphicFrameLocks xmlns:a="http://schemas.openxmlformats.org/drawingml/2006/main" noChangeAspect="false" noSelect="false" noResize="false" noGrp="false"/>
             </wp:cNvGraphicFramePr>
@@ -49146,7 +49167,7 @@
               <a:graphicData uri="http://schemas.openxmlformats.org/drawingml/2006/picture">
                 <pic:pic xmlns:pic="http://schemas.openxmlformats.org/drawingml/2006/picture">
                   <pic:nvPicPr>
-                    <pic:cNvPr id="68" name="IM 150"/>
+                    <pic:cNvPr id="72" name="IM 150"/>
                     <pic:cNvPicPr/>
                   </pic:nvPicPr>
                   <pic:blipFill>
@@ -49200,7 +49221,7 @@
           <wp:inline distL="0" distT="0" distB="0" distR="0">
             <wp:extent cx="1543048" cy="557960"/>
             <wp:effectExtent l="0" t="0" r="0" b="0"/>
-            <wp:docPr id="1113" name="IM 152"/>
+            <wp:docPr id="1114" name="IM 152"/>
             <wp:cNvGraphicFramePr>
               <a:graphicFrameLocks xmlns:a="http://schemas.openxmlformats.org/drawingml/2006/main" noChangeAspect="false" noSelect="false" noResize="false" noGrp="false"/>
             </wp:cNvGraphicFramePr>
@@ -49208,7 +49229,7 @@
               <a:graphicData uri="http://schemas.openxmlformats.org/drawingml/2006/picture">
                 <pic:pic xmlns:pic="http://schemas.openxmlformats.org/drawingml/2006/picture">
                   <pic:nvPicPr>
-                    <pic:cNvPr id="69" name="IM 152"/>
+                    <pic:cNvPr id="73" name="IM 152"/>
                     <pic:cNvPicPr/>
                   </pic:nvPicPr>
                   <pic:blipFill>
@@ -50028,7 +50049,7 @@
             <wp:extent cx="1593794" cy="1117567"/>
             <wp:effectExtent l="0" t="0" r="0" b="0"/>
             <wp:wrapNone/>
-            <wp:docPr id="1114" name="IM 154"/>
+            <wp:docPr id="1115" name="IM 154"/>
             <wp:cNvGraphicFramePr>
               <a:graphicFrameLocks xmlns:a="http://schemas.openxmlformats.org/drawingml/2006/main" noChangeAspect="false" noSelect="false" noResize="false" noGrp="false"/>
             </wp:cNvGraphicFramePr>
@@ -50036,7 +50057,7 @@
               <a:graphicData uri="http://schemas.openxmlformats.org/drawingml/2006/picture">
                 <pic:pic xmlns:pic="http://schemas.openxmlformats.org/drawingml/2006/picture">
                   <pic:nvPicPr>
-                    <pic:cNvPr id="70" name="IM 154"/>
+                    <pic:cNvPr id="74" name="IM 154"/>
                     <pic:cNvPicPr/>
                   </pic:nvPicPr>
                   <pic:blipFill>
@@ -50552,9 +50573,10 @@
       <w:r>
         <w:rPr/>
         <w:pict>
-          <v:shape id="1115" type="#_x0000_t202" filled="f" stroked="f" style="position:absolute;margin-left:-1.0pt;margin-top:30.96pt;width:58.2pt;height:26.7pt;z-index:47;mso-position-horizontal-relative:text;mso-position-vertical-relative:text;mso-width-relative:page;mso-height-relative:page;mso-wrap-distance-left:0.0pt;mso-wrap-distance-right:0.0pt;visibility:visible;">
-            <v:stroke on="f"/>
+          <v:shape id="1116" type="#_x0000_t202" filled="f" stroked="f" style="position:absolute;margin-left:-1.0pt;margin-top:30.96pt;width:58.2pt;height:26.7pt;z-index:47;mso-position-horizontal-relative:text;mso-position-vertical-relative:text;mso-width-relative:page;mso-height-relative:page;mso-wrap-distance-left:0.0pt;mso-wrap-distance-right:0.0pt;visibility:visible;">
+            <v:stroke on="f" joinstyle="miter"/>
             <v:fill/>
+            <v:path o:connecttype="rect" gradientshapeok="t"/>
             <v:textbox inset="0.0pt,0.0pt,0.0pt,0.0pt">
               <w:txbxContent>
                 <w:p>
@@ -50930,7 +50952,7 @@
           <wp:inline distL="0" distT="0" distB="0" distR="0">
             <wp:extent cx="1301717" cy="1060530"/>
             <wp:effectExtent l="0" t="0" r="0" b="0"/>
-            <wp:docPr id="1116" name="IM 156"/>
+            <wp:docPr id="1117" name="IM 156"/>
             <wp:cNvGraphicFramePr>
               <a:graphicFrameLocks xmlns:a="http://schemas.openxmlformats.org/drawingml/2006/main" noChangeAspect="false" noSelect="false" noResize="false" noGrp="false"/>
             </wp:cNvGraphicFramePr>
@@ -50938,7 +50960,7 @@
               <a:graphicData uri="http://schemas.openxmlformats.org/drawingml/2006/picture">
                 <pic:pic xmlns:pic="http://schemas.openxmlformats.org/drawingml/2006/picture">
                   <pic:nvPicPr>
-                    <pic:cNvPr id="71" name="IM 156"/>
+                    <pic:cNvPr id="75" name="IM 156"/>
                     <pic:cNvPicPr/>
                   </pic:nvPicPr>
                   <pic:blipFill>
@@ -51695,7 +51717,7 @@
             <wp:extent cx="1593794" cy="1073189"/>
             <wp:effectExtent l="0" t="0" r="0" b="0"/>
             <wp:wrapNone/>
-            <wp:docPr id="1117" name="IM 158"/>
+            <wp:docPr id="1118" name="IM 158"/>
             <wp:cNvGraphicFramePr>
               <a:graphicFrameLocks xmlns:a="http://schemas.openxmlformats.org/drawingml/2006/main" noChangeAspect="false" noSelect="false" noResize="false" noGrp="false"/>
             </wp:cNvGraphicFramePr>
@@ -51703,7 +51725,7 @@
               <a:graphicData uri="http://schemas.openxmlformats.org/drawingml/2006/picture">
                 <pic:pic xmlns:pic="http://schemas.openxmlformats.org/drawingml/2006/picture">
                   <pic:nvPicPr>
-                    <pic:cNvPr id="72" name="IM 158"/>
+                    <pic:cNvPr id="76" name="IM 158"/>
                     <pic:cNvPicPr/>
                   </pic:nvPicPr>
                   <pic:blipFill>
@@ -51850,7 +51872,7 @@
             <wp:extent cx="7556496" cy="10693400"/>
             <wp:effectExtent l="0" t="0" r="0" b="0"/>
             <wp:wrapNone/>
-            <wp:docPr id="1118" name="IM 160"/>
+            <wp:docPr id="1119" name="IM 160"/>
             <wp:cNvGraphicFramePr>
               <a:graphicFrameLocks xmlns:a="http://schemas.openxmlformats.org/drawingml/2006/main" noChangeAspect="false" noSelect="false" noResize="false" noGrp="false"/>
             </wp:cNvGraphicFramePr>
@@ -51858,7 +51880,7 @@
               <a:graphicData uri="http://schemas.openxmlformats.org/drawingml/2006/picture">
                 <pic:pic xmlns:pic="http://schemas.openxmlformats.org/drawingml/2006/picture">
                   <pic:nvPicPr>
-                    <pic:cNvPr id="73" name="IM 160"/>
+                    <pic:cNvPr id="77" name="IM 160"/>
                     <pic:cNvPicPr/>
                   </pic:nvPicPr>
                   <pic:blipFill>
@@ -52663,7 +52685,7 @@
             <a:graphicData uri="http://schemas.openxmlformats.org/drawingml/2006/picture">
               <pic:pic xmlns:pic="http://schemas.openxmlformats.org/drawingml/2006/picture">
                 <pic:nvPicPr>
-                  <pic:cNvPr id="24" name="IM 52"/>
+                  <pic:cNvPr id="26" name="IM 52"/>
                   <pic:cNvPicPr/>
                 </pic:nvPicPr>
                 <pic:blipFill>
@@ -52728,7 +52750,7 @@
             <a:graphicData uri="http://schemas.openxmlformats.org/drawingml/2006/picture">
               <pic:pic xmlns:pic="http://schemas.openxmlformats.org/drawingml/2006/picture">
                 <pic:nvPicPr>
-                  <pic:cNvPr id="27" name="IM 58"/>
+                  <pic:cNvPr id="29" name="IM 58"/>
                   <pic:cNvPicPr/>
                 </pic:nvPicPr>
                 <pic:blipFill>
@@ -52793,7 +52815,7 @@
             <a:graphicData uri="http://schemas.openxmlformats.org/drawingml/2006/picture">
               <pic:pic xmlns:pic="http://schemas.openxmlformats.org/drawingml/2006/picture">
                 <pic:nvPicPr>
-                  <pic:cNvPr id="42" name="IM 92"/>
+                  <pic:cNvPr id="45" name="IM 92"/>
                   <pic:cNvPicPr/>
                 </pic:nvPicPr>
                 <pic:blipFill>
@@ -52858,7 +52880,7 @@
             <a:graphicData uri="http://schemas.openxmlformats.org/drawingml/2006/picture">
               <pic:pic xmlns:pic="http://schemas.openxmlformats.org/drawingml/2006/picture">
                 <pic:nvPicPr>
-                  <pic:cNvPr id="48" name="IM 106"/>
+                  <pic:cNvPr id="51" name="IM 106"/>
                   <pic:cNvPicPr/>
                 </pic:nvPicPr>
                 <pic:blipFill>
@@ -52973,7 +52995,7 @@
             <a:graphicData uri="http://schemas.openxmlformats.org/drawingml/2006/picture">
               <pic:pic xmlns:pic="http://schemas.openxmlformats.org/drawingml/2006/picture">
                 <pic:nvPicPr>
-                  <pic:cNvPr id="48" name="IM 112"/>
+                  <pic:cNvPr id="54" name="IM 112"/>
                   <pic:cNvPicPr/>
                 </pic:nvPicPr>
                 <pic:blipFill>
@@ -53088,7 +53110,7 @@
             <a:graphicData uri="http://schemas.openxmlformats.org/drawingml/2006/picture">
               <pic:pic xmlns:pic="http://schemas.openxmlformats.org/drawingml/2006/picture">
                 <pic:nvPicPr>
-                  <pic:cNvPr id="58" name="IM 128"/>
+                  <pic:cNvPr id="62" name="IM 128"/>
                   <pic:cNvPicPr/>
                 </pic:nvPicPr>
                 <pic:blipFill>
@@ -53161,7 +53183,7 @@
             <a:graphicData uri="http://schemas.openxmlformats.org/drawingml/2006/picture">
               <pic:pic xmlns:pic="http://schemas.openxmlformats.org/drawingml/2006/picture">
                 <pic:nvPicPr>
-                  <pic:cNvPr id="65" name="Image"/>
+                  <pic:cNvPr id="69" name="Image1"/>
                   <pic:cNvPicPr/>
                 </pic:nvPicPr>
                 <pic:blipFill>
@@ -53291,7 +53313,7 @@
             <a:graphicData uri="http://schemas.openxmlformats.org/drawingml/2006/picture">
               <pic:pic xmlns:pic="http://schemas.openxmlformats.org/drawingml/2006/picture">
                 <pic:nvPicPr>
-                  <pic:cNvPr id="5" name="IM 16"/>
+                  <pic:cNvPr id="8" name="IM 16"/>
                   <pic:cNvPicPr/>
                 </pic:nvPicPr>
                 <pic:blipFill>
